--- a/docs/documentacion/Stoq-Etapa 4.docx
+++ b/docs/documentacion/Stoq-Etapa 4.docx
@@ -31,7 +31,7 @@
           <w:rFonts w:ascii="Arial" w:hAnsi="Arial"/>
           <w:b/>
           <w:bCs/>
-          <w:szCs w:val="28"/>
+          <w:sz w:val="22"/>
         </w:rPr>
       </w:pPr>
       <w:proofErr w:type="spellStart"/>
@@ -52,246 +52,3312 @@
           <w:bCs/>
           <w:szCs w:val="28"/>
         </w:rPr>
-        <w:t xml:space="preserve"> (Figma)</w:t>
-      </w:r>
-    </w:p>
-    <w:p>
-      <w:pPr>
-        <w:jc w:val="both"/>
-        <w:rPr>
-          <w:rFonts w:ascii="Arial" w:hAnsi="Arial"/>
-          <w:b/>
-          <w:bCs/>
-          <w:sz w:val="22"/>
-        </w:rPr>
-      </w:pPr>
-      <w:r>
-        <w:rPr>
-          <w:rFonts w:ascii="Arial" w:hAnsi="Arial"/>
-          <w:b/>
-          <w:bCs/>
-          <w:sz w:val="22"/>
-        </w:rPr>
-        <w:t>Pantallas del sistema</w:t>
-      </w:r>
-    </w:p>
-    <w:p>
-      <w:pPr>
-        <w:jc w:val="both"/>
-        <w:rPr>
-          <w:rFonts w:ascii="Arial" w:hAnsi="Arial"/>
-          <w:b/>
-          <w:bCs/>
-          <w:sz w:val="22"/>
-        </w:rPr>
-      </w:pPr>
-      <w:r>
-        <w:rPr>
-          <w:rFonts w:ascii="Arial" w:hAnsi="Arial"/>
-          <w:b/>
-          <w:bCs/>
-          <w:sz w:val="22"/>
-        </w:rPr>
-        <w:t>Estructura de las pantallas</w:t>
-      </w:r>
-    </w:p>
-    <w:p>
-      <w:pPr>
-        <w:jc w:val="both"/>
-        <w:rPr>
-          <w:rFonts w:ascii="Arial" w:hAnsi="Arial"/>
-          <w:b/>
-          <w:bCs/>
-          <w:sz w:val="22"/>
-        </w:rPr>
-      </w:pPr>
-      <w:r>
-        <w:rPr>
-          <w:rFonts w:ascii="Arial" w:hAnsi="Arial"/>
-          <w:b/>
-          <w:bCs/>
-          <w:sz w:val="22"/>
-        </w:rPr>
-        <w:t>Estilo de botones</w:t>
-      </w:r>
-    </w:p>
-    <w:p>
-      <w:pPr>
-        <w:jc w:val="both"/>
-        <w:rPr>
-          <w:rFonts w:ascii="Arial" w:hAnsi="Arial"/>
-          <w:b/>
-          <w:bCs/>
-          <w:sz w:val="22"/>
-        </w:rPr>
-      </w:pPr>
-      <w:r>
-        <w:rPr>
-          <w:rFonts w:ascii="Arial" w:hAnsi="Arial"/>
-          <w:b/>
-          <w:bCs/>
-          <w:sz w:val="22"/>
-        </w:rPr>
-        <w:t>Diseño de formularios</w:t>
-      </w:r>
-    </w:p>
-    <w:p>
-      <w:pPr>
-        <w:jc w:val="both"/>
-        <w:rPr>
-          <w:rFonts w:ascii="Arial" w:hAnsi="Arial"/>
-          <w:b/>
-          <w:bCs/>
-          <w:sz w:val="22"/>
-        </w:rPr>
-      </w:pPr>
-      <w:r>
-        <w:rPr>
-          <w:rFonts w:ascii="Arial" w:hAnsi="Arial"/>
-          <w:b/>
-          <w:bCs/>
-          <w:sz w:val="22"/>
-        </w:rPr>
-        <w:t>Estilo de tarjetas, tablas y menús</w:t>
-      </w:r>
-    </w:p>
-    <w:p>
-      <w:pPr>
-        <w:jc w:val="both"/>
-        <w:rPr>
-          <w:rFonts w:ascii="Arial" w:hAnsi="Arial"/>
-          <w:b/>
-          <w:bCs/>
-          <w:sz w:val="22"/>
-        </w:rPr>
-      </w:pPr>
-      <w:r>
-        <w:rPr>
-          <w:rFonts w:ascii="Arial" w:hAnsi="Arial"/>
-          <w:b/>
-          <w:bCs/>
-          <w:sz w:val="22"/>
-        </w:rPr>
-        <w:t>Íconos y otros recursos gráficos</w:t>
-      </w:r>
-    </w:p>
-    <w:p>
-      <w:pPr>
-        <w:jc w:val="both"/>
-        <w:rPr>
-          <w:rFonts w:ascii="Arial" w:hAnsi="Arial"/>
-          <w:b/>
-          <w:bCs/>
-          <w:sz w:val="22"/>
-        </w:rPr>
-      </w:pPr>
-      <w:r>
-        <w:rPr>
-          <w:rFonts w:ascii="Arial" w:hAnsi="Arial"/>
-          <w:b/>
-          <w:bCs/>
-          <w:sz w:val="22"/>
-        </w:rPr>
-        <w:t>Componentes reutilizables</w:t>
-      </w:r>
-    </w:p>
-    <w:p>
-      <w:pPr>
-        <w:jc w:val="both"/>
-        <w:rPr>
-          <w:rFonts w:ascii="Arial" w:hAnsi="Arial"/>
-          <w:b/>
-          <w:bCs/>
-          <w:sz w:val="22"/>
-        </w:rPr>
-      </w:pPr>
-      <w:r>
-        <w:rPr>
-          <w:rFonts w:ascii="Arial" w:hAnsi="Arial"/>
-          <w:b/>
-          <w:bCs/>
-          <w:sz w:val="22"/>
-        </w:rPr>
-        <w:t xml:space="preserve">Mapa de </w:t>
-      </w:r>
-      <w:r>
-        <w:rPr>
-          <w:rFonts w:ascii="Arial" w:hAnsi="Arial"/>
-          <w:b/>
-          <w:bCs/>
-          <w:sz w:val="22"/>
-        </w:rPr>
-        <w:t>navegación</w:t>
-      </w:r>
-    </w:p>
-    <w:p>
-      <w:pPr>
-        <w:jc w:val="both"/>
-        <w:rPr>
-          <w:rFonts w:ascii="Arial" w:hAnsi="Arial"/>
-          <w:b/>
-          <w:bCs/>
-          <w:sz w:val="22"/>
-        </w:rPr>
-      </w:pPr>
-      <w:r>
-        <w:rPr>
-          <w:rFonts w:ascii="Arial" w:hAnsi="Arial"/>
-          <w:b/>
-          <w:bCs/>
-          <w:sz w:val="22"/>
-        </w:rPr>
-        <w:t>Flujo de navegación: Administrador</w:t>
-      </w:r>
-    </w:p>
-    <w:p>
-      <w:pPr>
-        <w:jc w:val="both"/>
-        <w:rPr>
-          <w:rFonts w:ascii="Arial" w:hAnsi="Arial"/>
-          <w:b/>
-          <w:bCs/>
-          <w:sz w:val="22"/>
-        </w:rPr>
-      </w:pPr>
-      <w:r>
-        <w:rPr>
-          <w:rFonts w:ascii="Arial" w:hAnsi="Arial"/>
-          <w:b/>
-          <w:bCs/>
-          <w:sz w:val="22"/>
-        </w:rPr>
-        <w:t>Flujo de navegación: Empleado</w:t>
-      </w:r>
-    </w:p>
-    <w:p>
-      <w:pPr>
-        <w:jc w:val="center"/>
+        <w:t xml:space="preserve"> (</w:t>
+      </w:r>
+      <w:hyperlink r:id="rId8" w:history="1">
+        <w:r>
+          <w:rPr>
+            <w:rStyle w:val="Hipervnculo"/>
+            <w:rFonts w:ascii="Arial" w:hAnsi="Arial"/>
+            <w:b/>
+            <w:bCs/>
+            <w:szCs w:val="28"/>
+          </w:rPr>
+          <w:t>Figma</w:t>
+        </w:r>
+      </w:hyperlink>
+      <w:r>
         <w:rPr>
           <w:rFonts w:ascii="Arial" w:hAnsi="Arial"/>
           <w:b/>
           <w:bCs/>
           <w:szCs w:val="28"/>
         </w:rPr>
-      </w:pPr>
-      <w:r>
+        <w:t>)</w:t>
+      </w:r>
+    </w:p>
+    <w:p>
+      <w:pPr>
+        <w:jc w:val="both"/>
+        <w:rPr>
+          <w:rFonts w:ascii="Arial" w:hAnsi="Arial"/>
+          <w:b/>
+          <w:bCs/>
+          <w:sz w:val="22"/>
+        </w:rPr>
+      </w:pPr>
+      <w:r>
+        <w:rPr>
+          <w:rFonts w:ascii="Arial" w:hAnsi="Arial"/>
+          <w:noProof/>
+          <w:sz w:val="22"/>
+        </w:rPr>
+        <w:drawing>
+          <wp:anchor distT="0" distB="0" distL="114300" distR="114300" simplePos="0" relativeHeight="251659264" behindDoc="0" locked="0" layoutInCell="1" allowOverlap="1" wp14:anchorId="0D08BD39" wp14:editId="02F07A49">
+            <wp:simplePos x="0" y="0"/>
+            <wp:positionH relativeFrom="margin">
+              <wp:align>center</wp:align>
+            </wp:positionH>
+            <wp:positionV relativeFrom="paragraph">
+              <wp:posOffset>351155</wp:posOffset>
+            </wp:positionV>
+            <wp:extent cx="5555615" cy="5756910"/>
+            <wp:effectExtent l="0" t="0" r="6985" b="0"/>
+            <wp:wrapTopAndBottom/>
+            <wp:docPr id="1056089973" name="Imagen 21"/>
+            <wp:cNvGraphicFramePr>
+              <a:graphicFrameLocks xmlns:a="http://schemas.openxmlformats.org/drawingml/2006/main" noChangeAspect="1"/>
+            </wp:cNvGraphicFramePr>
+            <a:graphic xmlns:a="http://schemas.openxmlformats.org/drawingml/2006/main">
+              <a:graphicData uri="http://schemas.openxmlformats.org/drawingml/2006/picture">
+                <pic:pic xmlns:pic="http://schemas.openxmlformats.org/drawingml/2006/picture">
+                  <pic:nvPicPr>
+                    <pic:cNvPr id="0" name="Picture 57"/>
+                    <pic:cNvPicPr>
+                      <a:picLocks noChangeAspect="1" noChangeArrowheads="1"/>
+                    </pic:cNvPicPr>
+                  </pic:nvPicPr>
+                  <pic:blipFill>
+                    <a:blip r:embed="rId9" cstate="print">
+                      <a:extLst>
+                        <a:ext uri="{28A0092B-C50C-407E-A947-70E740481C1C}">
+                          <a14:useLocalDpi xmlns:a14="http://schemas.microsoft.com/office/drawing/2010/main" val="0"/>
+                        </a:ext>
+                      </a:extLst>
+                    </a:blip>
+                    <a:srcRect/>
+                    <a:stretch>
+                      <a:fillRect/>
+                    </a:stretch>
+                  </pic:blipFill>
+                  <pic:spPr bwMode="auto">
+                    <a:xfrm>
+                      <a:off x="0" y="0"/>
+                      <a:ext cx="5555615" cy="5756910"/>
+                    </a:xfrm>
+                    <a:prstGeom prst="rect">
+                      <a:avLst/>
+                    </a:prstGeom>
+                    <a:noFill/>
+                    <a:ln>
+                      <a:noFill/>
+                    </a:ln>
+                  </pic:spPr>
+                </pic:pic>
+              </a:graphicData>
+            </a:graphic>
+          </wp:anchor>
+        </w:drawing>
+      </w:r>
+      <w:r>
+        <w:rPr>
+          <w:rFonts w:ascii="Arial" w:hAnsi="Arial"/>
+          <w:sz w:val="22"/>
+        </w:rPr>
+        <w:t xml:space="preserve">Las pantallas de </w:t>
+      </w:r>
+      <w:proofErr w:type="spellStart"/>
+      <w:r>
+        <w:rPr>
+          <w:rFonts w:ascii="Arial" w:hAnsi="Arial"/>
+          <w:sz w:val="22"/>
+        </w:rPr>
+        <w:t>Stoq</w:t>
+      </w:r>
+      <w:proofErr w:type="spellEnd"/>
+      <w:r>
+        <w:rPr>
+          <w:rFonts w:ascii="Arial" w:hAnsi="Arial"/>
+          <w:sz w:val="22"/>
+        </w:rPr>
+        <w:t xml:space="preserve"> se organizan alrededor de las operaciones principales del inventario.</w:t>
+      </w:r>
+      <w:r>
+        <w:rPr>
+          <w:rFonts w:ascii="Arial" w:hAnsi="Arial"/>
+          <w:noProof/>
+          <w:sz w:val="22"/>
+        </w:rPr>
+        <w:t xml:space="preserve"> </w:t>
+      </w:r>
+    </w:p>
+    <w:p>
+      <w:pPr>
+        <w:rPr>
+          <w:rFonts w:ascii="Arial" w:hAnsi="Arial"/>
+          <w:b/>
+          <w:bCs/>
+          <w:sz w:val="22"/>
+        </w:rPr>
+      </w:pPr>
+      <w:r>
+        <w:rPr>
+          <w:rFonts w:ascii="Arial" w:hAnsi="Arial"/>
+          <w:b/>
+          <w:bCs/>
+          <w:sz w:val="22"/>
+        </w:rPr>
+        <w:br w:type="page"/>
+      </w:r>
+    </w:p>
+    <w:p>
+      <w:pPr>
+        <w:jc w:val="both"/>
+        <w:rPr>
+          <w:rFonts w:ascii="Arial" w:hAnsi="Arial"/>
+          <w:b/>
+          <w:bCs/>
+          <w:sz w:val="22"/>
+        </w:rPr>
+      </w:pPr>
+      <w:r>
+        <w:rPr>
+          <w:rFonts w:ascii="Arial" w:hAnsi="Arial"/>
+          <w:b/>
+          <w:bCs/>
+          <w:sz w:val="22"/>
+        </w:rPr>
+        <w:lastRenderedPageBreak/>
+        <w:t>Inicio de sesión</w:t>
+      </w:r>
+    </w:p>
+    <w:p>
+      <w:pPr>
+        <w:jc w:val="both"/>
+        <w:rPr>
+          <w:rFonts w:ascii="Arial" w:hAnsi="Arial"/>
+          <w:sz w:val="22"/>
+        </w:rPr>
+      </w:pPr>
+      <w:r>
+        <w:rPr>
+          <w:rFonts w:ascii="Arial" w:hAnsi="Arial"/>
+          <w:sz w:val="22"/>
+        </w:rPr>
+        <w:t>Permite que los usuarios ingresen con sus credenciales. Incluye campos de correo electrónico y contraseña, botón para iniciar sesión y mensajes de validación.</w:t>
+      </w:r>
+    </w:p>
+    <w:p>
+      <w:pPr>
+        <w:jc w:val="both"/>
+        <w:rPr>
+          <w:rFonts w:ascii="Arial" w:hAnsi="Arial"/>
+          <w:sz w:val="22"/>
+        </w:rPr>
+      </w:pPr>
+      <w:r>
+        <w:rPr>
+          <w:rFonts w:ascii="Arial" w:hAnsi="Arial"/>
+          <w:sz w:val="22"/>
+        </w:rPr>
+        <w:t>Se conecta con: el panel principal correspondiente al rol del usuario después de una autenticación exitosa. Los accesos incorrectos muestran un mensaje de error y no permiten ingresar a las secciones protegidas.</w:t>
+      </w:r>
+    </w:p>
+    <w:p>
+      <w:pPr>
+        <w:jc w:val="both"/>
+        <w:rPr>
+          <w:rFonts w:ascii="Arial" w:hAnsi="Arial"/>
+          <w:sz w:val="22"/>
+        </w:rPr>
+      </w:pPr>
+      <w:r>
+        <w:rPr>
+          <w:rFonts w:ascii="Arial" w:hAnsi="Arial"/>
+          <w:noProof/>
+          <w:sz w:val="22"/>
+        </w:rPr>
+        <w:drawing>
+          <wp:inline distT="0" distB="0" distL="0" distR="0" wp14:anchorId="7E16B973" wp14:editId="282EEAD5">
+            <wp:extent cx="5384800" cy="1295400"/>
+            <wp:effectExtent l="0" t="0" r="6350" b="0"/>
+            <wp:docPr id="1096863801" name="Imagen 22"/>
+            <wp:cNvGraphicFramePr>
+              <a:graphicFrameLocks xmlns:a="http://schemas.openxmlformats.org/drawingml/2006/main" noChangeAspect="1"/>
+            </wp:cNvGraphicFramePr>
+            <a:graphic xmlns:a="http://schemas.openxmlformats.org/drawingml/2006/main">
+              <a:graphicData uri="http://schemas.openxmlformats.org/drawingml/2006/picture">
+                <pic:pic xmlns:pic="http://schemas.openxmlformats.org/drawingml/2006/picture">
+                  <pic:nvPicPr>
+                    <pic:cNvPr id="0" name="Picture 58"/>
+                    <pic:cNvPicPr>
+                      <a:picLocks noChangeAspect="1" noChangeArrowheads="1"/>
+                    </pic:cNvPicPr>
+                  </pic:nvPicPr>
+                  <pic:blipFill>
+                    <a:blip r:embed="rId10" cstate="print">
+                      <a:extLst>
+                        <a:ext uri="{28A0092B-C50C-407E-A947-70E740481C1C}">
+                          <a14:useLocalDpi xmlns:a14="http://schemas.microsoft.com/office/drawing/2010/main" val="0"/>
+                        </a:ext>
+                      </a:extLst>
+                    </a:blip>
+                    <a:srcRect/>
+                    <a:stretch>
+                      <a:fillRect/>
+                    </a:stretch>
+                  </pic:blipFill>
+                  <pic:spPr bwMode="auto">
+                    <a:xfrm>
+                      <a:off x="0" y="0"/>
+                      <a:ext cx="5384800" cy="1295400"/>
+                    </a:xfrm>
+                    <a:prstGeom prst="rect">
+                      <a:avLst/>
+                    </a:prstGeom>
+                    <a:noFill/>
+                    <a:ln>
+                      <a:noFill/>
+                    </a:ln>
+                  </pic:spPr>
+                </pic:pic>
+              </a:graphicData>
+            </a:graphic>
+          </wp:inline>
+        </w:drawing>
+      </w:r>
+    </w:p>
+    <w:p>
+      <w:pPr>
+        <w:jc w:val="both"/>
+        <w:rPr>
+          <w:rFonts w:ascii="Arial" w:hAnsi="Arial"/>
+          <w:b/>
+          <w:bCs/>
+          <w:sz w:val="22"/>
+        </w:rPr>
+      </w:pPr>
+      <w:r>
+        <w:rPr>
+          <w:rFonts w:ascii="Arial" w:hAnsi="Arial"/>
+          <w:b/>
+          <w:bCs/>
+          <w:sz w:val="22"/>
+        </w:rPr>
+        <w:t>Panel principal</w:t>
+      </w:r>
+    </w:p>
+    <w:p>
+      <w:pPr>
+        <w:jc w:val="both"/>
+        <w:rPr>
+          <w:rFonts w:ascii="Arial" w:hAnsi="Arial"/>
+          <w:sz w:val="22"/>
+        </w:rPr>
+      </w:pPr>
+      <w:r>
+        <w:rPr>
+          <w:rFonts w:ascii="Arial" w:hAnsi="Arial"/>
+          <w:sz w:val="22"/>
+        </w:rPr>
+        <w:t>Funciona como punto de entrada al sistema después del inicio de sesión. Presenta un resumen del inventario, accesos directos a las funciones habituales y, cuando existan datos disponibles, indicadores como cantidad de productos y movimientos recientes.</w:t>
+      </w:r>
+    </w:p>
+    <w:p>
+      <w:pPr>
+        <w:jc w:val="both"/>
+        <w:rPr>
+          <w:rFonts w:ascii="Arial" w:hAnsi="Arial"/>
+          <w:sz w:val="22"/>
+        </w:rPr>
+      </w:pPr>
+      <w:r>
+        <w:rPr>
+          <w:rFonts w:ascii="Arial" w:hAnsi="Arial"/>
+          <w:sz w:val="22"/>
+        </w:rPr>
+        <w:t>Se conecta con: productos, registro de movimientos e historial. Puede incorporar alertas de stock bajo cuando esa funcionalidad esté implementada. La información y las acciones visibles se adaptan al rol del usuario.</w:t>
+      </w:r>
+    </w:p>
+    <w:p>
+      <w:pPr>
+        <w:jc w:val="both"/>
+        <w:rPr>
+          <w:rFonts w:ascii="Arial" w:hAnsi="Arial"/>
+          <w:sz w:val="22"/>
+        </w:rPr>
+      </w:pPr>
+      <w:r>
+        <w:rPr>
+          <w:rFonts w:ascii="Arial" w:hAnsi="Arial"/>
+          <w:noProof/>
+          <w:sz w:val="22"/>
+        </w:rPr>
+        <w:drawing>
+          <wp:inline distT="0" distB="0" distL="0" distR="0" wp14:anchorId="6B920BFD" wp14:editId="1C774F6E">
+            <wp:extent cx="5384800" cy="2794000"/>
+            <wp:effectExtent l="0" t="0" r="6350" b="6350"/>
+            <wp:docPr id="1911722569" name="Imagen 23"/>
+            <wp:cNvGraphicFramePr>
+              <a:graphicFrameLocks xmlns:a="http://schemas.openxmlformats.org/drawingml/2006/main" noChangeAspect="1"/>
+            </wp:cNvGraphicFramePr>
+            <a:graphic xmlns:a="http://schemas.openxmlformats.org/drawingml/2006/main">
+              <a:graphicData uri="http://schemas.openxmlformats.org/drawingml/2006/picture">
+                <pic:pic xmlns:pic="http://schemas.openxmlformats.org/drawingml/2006/picture">
+                  <pic:nvPicPr>
+                    <pic:cNvPr id="0" name="Picture 59"/>
+                    <pic:cNvPicPr>
+                      <a:picLocks noChangeAspect="1" noChangeArrowheads="1"/>
+                    </pic:cNvPicPr>
+                  </pic:nvPicPr>
+                  <pic:blipFill>
+                    <a:blip r:embed="rId11" cstate="print">
+                      <a:extLst>
+                        <a:ext uri="{28A0092B-C50C-407E-A947-70E740481C1C}">
+                          <a14:useLocalDpi xmlns:a14="http://schemas.microsoft.com/office/drawing/2010/main" val="0"/>
+                        </a:ext>
+                      </a:extLst>
+                    </a:blip>
+                    <a:srcRect/>
+                    <a:stretch>
+                      <a:fillRect/>
+                    </a:stretch>
+                  </pic:blipFill>
+                  <pic:spPr bwMode="auto">
+                    <a:xfrm>
+                      <a:off x="0" y="0"/>
+                      <a:ext cx="5384800" cy="2794000"/>
+                    </a:xfrm>
+                    <a:prstGeom prst="rect">
+                      <a:avLst/>
+                    </a:prstGeom>
+                    <a:noFill/>
+                    <a:ln>
+                      <a:noFill/>
+                    </a:ln>
+                  </pic:spPr>
+                </pic:pic>
+              </a:graphicData>
+            </a:graphic>
+          </wp:inline>
+        </w:drawing>
+      </w:r>
+    </w:p>
+    <w:p>
+      <w:pPr>
+        <w:rPr>
+          <w:rFonts w:ascii="Arial" w:hAnsi="Arial"/>
+          <w:b/>
+          <w:bCs/>
+          <w:sz w:val="22"/>
+        </w:rPr>
+      </w:pPr>
+      <w:r>
+        <w:rPr>
+          <w:rFonts w:ascii="Arial" w:hAnsi="Arial"/>
+          <w:b/>
+          <w:bCs/>
+          <w:sz w:val="22"/>
+        </w:rPr>
+        <w:br w:type="page"/>
+      </w:r>
+    </w:p>
+    <w:p>
+      <w:pPr>
+        <w:jc w:val="both"/>
+        <w:rPr>
+          <w:rFonts w:ascii="Arial" w:hAnsi="Arial"/>
+          <w:b/>
+          <w:bCs/>
+          <w:sz w:val="22"/>
+        </w:rPr>
+      </w:pPr>
+      <w:r>
+        <w:rPr>
+          <w:rFonts w:ascii="Arial" w:hAnsi="Arial"/>
+          <w:b/>
+          <w:bCs/>
+          <w:sz w:val="22"/>
+        </w:rPr>
+        <w:lastRenderedPageBreak/>
+        <w:t>Listado de productos</w:t>
+      </w:r>
+    </w:p>
+    <w:p>
+      <w:pPr>
+        <w:jc w:val="both"/>
+        <w:rPr>
+          <w:rFonts w:ascii="Arial" w:hAnsi="Arial"/>
+          <w:sz w:val="22"/>
+        </w:rPr>
+      </w:pPr>
+      <w:r>
+        <w:rPr>
+          <w:rFonts w:ascii="Arial" w:hAnsi="Arial"/>
+          <w:sz w:val="22"/>
+        </w:rPr>
+        <w:t>Muestra los artículos registrados mediante una tabla con código, nombre, categoría, precio y stock actual. Incluye búsqueda por nombre o identificador y filtro por categoría.</w:t>
+      </w:r>
+    </w:p>
+    <w:p>
+      <w:pPr>
+        <w:jc w:val="both"/>
+        <w:rPr>
+          <w:rFonts w:ascii="Arial" w:hAnsi="Arial"/>
+          <w:sz w:val="22"/>
+        </w:rPr>
+      </w:pPr>
+      <w:r>
+        <w:rPr>
+          <w:rFonts w:ascii="Arial" w:hAnsi="Arial"/>
+          <w:sz w:val="22"/>
+        </w:rPr>
+        <w:t>Se conecta con: detalle del producto, formularios de alta y edición para administradores, y registro de entradas o salidas para usuarios autorizados. El operador puede consultar el catálogo, pero no modificar los datos generales de los artículos.</w:t>
+      </w:r>
+    </w:p>
+    <w:p>
+      <w:pPr>
+        <w:jc w:val="both"/>
+        <w:rPr>
+          <w:rFonts w:ascii="Arial" w:hAnsi="Arial"/>
+          <w:sz w:val="22"/>
+        </w:rPr>
+      </w:pPr>
+      <w:r>
+        <w:rPr>
+          <w:rFonts w:ascii="Arial" w:hAnsi="Arial"/>
+          <w:noProof/>
+          <w:sz w:val="22"/>
+        </w:rPr>
+        <w:drawing>
+          <wp:inline distT="0" distB="0" distL="0" distR="0" wp14:anchorId="427B0F4D" wp14:editId="754613ED">
+            <wp:extent cx="5384800" cy="2091055"/>
+            <wp:effectExtent l="0" t="0" r="6350" b="4445"/>
+            <wp:docPr id="1458116544" name="Imagen 24"/>
+            <wp:cNvGraphicFramePr>
+              <a:graphicFrameLocks xmlns:a="http://schemas.openxmlformats.org/drawingml/2006/main" noChangeAspect="1"/>
+            </wp:cNvGraphicFramePr>
+            <a:graphic xmlns:a="http://schemas.openxmlformats.org/drawingml/2006/main">
+              <a:graphicData uri="http://schemas.openxmlformats.org/drawingml/2006/picture">
+                <pic:pic xmlns:pic="http://schemas.openxmlformats.org/drawingml/2006/picture">
+                  <pic:nvPicPr>
+                    <pic:cNvPr id="0" name="Picture 60"/>
+                    <pic:cNvPicPr>
+                      <a:picLocks noChangeAspect="1" noChangeArrowheads="1"/>
+                    </pic:cNvPicPr>
+                  </pic:nvPicPr>
+                  <pic:blipFill>
+                    <a:blip r:embed="rId12" cstate="print">
+                      <a:extLst>
+                        <a:ext uri="{28A0092B-C50C-407E-A947-70E740481C1C}">
+                          <a14:useLocalDpi xmlns:a14="http://schemas.microsoft.com/office/drawing/2010/main" val="0"/>
+                        </a:ext>
+                      </a:extLst>
+                    </a:blip>
+                    <a:srcRect/>
+                    <a:stretch>
+                      <a:fillRect/>
+                    </a:stretch>
+                  </pic:blipFill>
+                  <pic:spPr bwMode="auto">
+                    <a:xfrm>
+                      <a:off x="0" y="0"/>
+                      <a:ext cx="5384800" cy="2091055"/>
+                    </a:xfrm>
+                    <a:prstGeom prst="rect">
+                      <a:avLst/>
+                    </a:prstGeom>
+                    <a:noFill/>
+                    <a:ln>
+                      <a:noFill/>
+                    </a:ln>
+                  </pic:spPr>
+                </pic:pic>
+              </a:graphicData>
+            </a:graphic>
+          </wp:inline>
+        </w:drawing>
+      </w:r>
+    </w:p>
+    <w:p>
+      <w:pPr>
+        <w:jc w:val="both"/>
+        <w:rPr>
+          <w:rFonts w:ascii="Arial" w:hAnsi="Arial"/>
+          <w:sz w:val="22"/>
+        </w:rPr>
+      </w:pPr>
+      <w:r>
+        <w:rPr>
+          <w:rFonts w:ascii="Arial" w:hAnsi="Arial"/>
+          <w:b/>
+          <w:bCs/>
+          <w:sz w:val="22"/>
+        </w:rPr>
+        <w:t>Alta de producto</w:t>
+      </w:r>
+      <w:r>
+        <w:rPr>
+          <w:rFonts w:ascii="Arial" w:hAnsi="Arial"/>
+          <w:b/>
+          <w:bCs/>
+          <w:sz w:val="22"/>
+        </w:rPr>
+        <w:t xml:space="preserve"> (</w:t>
+      </w:r>
+      <w:r>
+        <w:rPr>
+          <w:rFonts w:ascii="Arial" w:hAnsi="Arial"/>
+          <w:b/>
+          <w:bCs/>
+          <w:sz w:val="22"/>
+        </w:rPr>
+        <w:t>Solo administrador</w:t>
+      </w:r>
+      <w:r>
+        <w:rPr>
+          <w:rFonts w:ascii="Arial" w:hAnsi="Arial"/>
+          <w:b/>
+          <w:bCs/>
+          <w:sz w:val="22"/>
+        </w:rPr>
+        <w:t>)</w:t>
+      </w:r>
+    </w:p>
+    <w:p>
+      <w:pPr>
+        <w:jc w:val="both"/>
+        <w:rPr>
+          <w:rFonts w:ascii="Arial" w:hAnsi="Arial"/>
+          <w:sz w:val="22"/>
+        </w:rPr>
+      </w:pPr>
+      <w:r>
+        <w:rPr>
+          <w:rFonts w:ascii="Arial" w:hAnsi="Arial"/>
+          <w:sz w:val="22"/>
+        </w:rPr>
+        <w:t>Permite registrar un artículo con identificador, código único, nombre, categoría, precio y cantidad inicial. La descripción es opcional. Los campos obligatorios y los valores ingresados se validan antes de guardar.</w:t>
+      </w:r>
+    </w:p>
+    <w:p>
+      <w:pPr>
+        <w:jc w:val="both"/>
+        <w:rPr>
+          <w:rFonts w:ascii="Arial" w:hAnsi="Arial"/>
+          <w:sz w:val="22"/>
+        </w:rPr>
+      </w:pPr>
+      <w:r>
+        <w:rPr>
+          <w:rFonts w:ascii="Arial" w:hAnsi="Arial"/>
+          <w:sz w:val="22"/>
+        </w:rPr>
+        <w:t>Se conecta con: listado de productos y detalle del producto. Si el registro es correcto, se confirma la operación; si hay datos inválidos o duplicados, se muestran mensajes para corregirlos.</w:t>
+      </w:r>
+    </w:p>
+    <w:p>
+      <w:pPr>
+        <w:jc w:val="both"/>
+        <w:rPr>
+          <w:rFonts w:ascii="Arial" w:hAnsi="Arial"/>
+          <w:sz w:val="22"/>
+        </w:rPr>
+      </w:pPr>
+      <w:r>
+        <w:rPr>
+          <w:rFonts w:ascii="Arial" w:hAnsi="Arial"/>
+          <w:noProof/>
+          <w:sz w:val="22"/>
+        </w:rPr>
+        <w:drawing>
+          <wp:inline distT="0" distB="0" distL="0" distR="0" wp14:anchorId="3E839676" wp14:editId="775E6383">
+            <wp:extent cx="5384800" cy="1795145"/>
+            <wp:effectExtent l="0" t="0" r="6350" b="0"/>
+            <wp:docPr id="314029679" name="Imagen 25"/>
+            <wp:cNvGraphicFramePr>
+              <a:graphicFrameLocks xmlns:a="http://schemas.openxmlformats.org/drawingml/2006/main" noChangeAspect="1"/>
+            </wp:cNvGraphicFramePr>
+            <a:graphic xmlns:a="http://schemas.openxmlformats.org/drawingml/2006/main">
+              <a:graphicData uri="http://schemas.openxmlformats.org/drawingml/2006/picture">
+                <pic:pic xmlns:pic="http://schemas.openxmlformats.org/drawingml/2006/picture">
+                  <pic:nvPicPr>
+                    <pic:cNvPr id="0" name="Picture 61"/>
+                    <pic:cNvPicPr>
+                      <a:picLocks noChangeAspect="1" noChangeArrowheads="1"/>
+                    </pic:cNvPicPr>
+                  </pic:nvPicPr>
+                  <pic:blipFill>
+                    <a:blip r:embed="rId13" cstate="print">
+                      <a:extLst>
+                        <a:ext uri="{28A0092B-C50C-407E-A947-70E740481C1C}">
+                          <a14:useLocalDpi xmlns:a14="http://schemas.microsoft.com/office/drawing/2010/main" val="0"/>
+                        </a:ext>
+                      </a:extLst>
+                    </a:blip>
+                    <a:srcRect/>
+                    <a:stretch>
+                      <a:fillRect/>
+                    </a:stretch>
+                  </pic:blipFill>
+                  <pic:spPr bwMode="auto">
+                    <a:xfrm>
+                      <a:off x="0" y="0"/>
+                      <a:ext cx="5384800" cy="1795145"/>
+                    </a:xfrm>
+                    <a:prstGeom prst="rect">
+                      <a:avLst/>
+                    </a:prstGeom>
+                    <a:noFill/>
+                    <a:ln>
+                      <a:noFill/>
+                    </a:ln>
+                  </pic:spPr>
+                </pic:pic>
+              </a:graphicData>
+            </a:graphic>
+          </wp:inline>
+        </w:drawing>
+      </w:r>
+    </w:p>
+    <w:p>
+      <w:pPr>
+        <w:rPr>
+          <w:rFonts w:ascii="Arial" w:hAnsi="Arial"/>
+          <w:b/>
+          <w:bCs/>
+          <w:sz w:val="22"/>
+        </w:rPr>
+      </w:pPr>
+      <w:r>
+        <w:rPr>
+          <w:rFonts w:ascii="Arial" w:hAnsi="Arial"/>
+          <w:b/>
+          <w:bCs/>
+          <w:sz w:val="22"/>
+        </w:rPr>
+        <w:br w:type="page"/>
+      </w:r>
+    </w:p>
+    <w:p>
+      <w:pPr>
+        <w:jc w:val="both"/>
+        <w:rPr>
+          <w:rFonts w:ascii="Arial" w:hAnsi="Arial"/>
+          <w:sz w:val="22"/>
+        </w:rPr>
+      </w:pPr>
+      <w:r>
+        <w:rPr>
+          <w:rFonts w:ascii="Arial" w:hAnsi="Arial"/>
+          <w:b/>
+          <w:bCs/>
+          <w:sz w:val="22"/>
+        </w:rPr>
+        <w:lastRenderedPageBreak/>
+        <w:t>Edición de producto</w:t>
+      </w:r>
+      <w:r>
+        <w:rPr>
+          <w:rFonts w:ascii="Arial" w:hAnsi="Arial"/>
+          <w:b/>
+          <w:bCs/>
+          <w:sz w:val="22"/>
+        </w:rPr>
+        <w:t xml:space="preserve"> (</w:t>
+      </w:r>
+      <w:r>
+        <w:rPr>
+          <w:rFonts w:ascii="Arial" w:hAnsi="Arial"/>
+          <w:b/>
+          <w:bCs/>
+          <w:sz w:val="22"/>
+        </w:rPr>
+        <w:t>Solo administrador</w:t>
+      </w:r>
+      <w:r>
+        <w:rPr>
+          <w:rFonts w:ascii="Arial" w:hAnsi="Arial"/>
+          <w:b/>
+          <w:bCs/>
+          <w:sz w:val="22"/>
+        </w:rPr>
+        <w:t>)</w:t>
+      </w:r>
+    </w:p>
+    <w:p>
+      <w:pPr>
+        <w:jc w:val="both"/>
+        <w:rPr>
+          <w:rFonts w:ascii="Arial" w:hAnsi="Arial"/>
+          <w:sz w:val="22"/>
+        </w:rPr>
+      </w:pPr>
+      <w:r>
+        <w:rPr>
+          <w:rFonts w:ascii="Arial" w:hAnsi="Arial"/>
+          <w:sz w:val="22"/>
+        </w:rPr>
+        <w:t>Permite actualizar los datos generales de un artículo existente, como su nombre, descripción, categoría o precio. La identificación del producto y su historial de movimientos deben conservarse.</w:t>
+      </w:r>
+    </w:p>
+    <w:p>
+      <w:pPr>
+        <w:jc w:val="both"/>
+        <w:rPr>
+          <w:rFonts w:ascii="Arial" w:hAnsi="Arial"/>
+          <w:sz w:val="22"/>
+        </w:rPr>
+      </w:pPr>
+      <w:r>
+        <w:rPr>
+          <w:rFonts w:ascii="Arial" w:hAnsi="Arial"/>
+          <w:sz w:val="22"/>
+        </w:rPr>
+        <w:t>Se conecta con: listado de productos y detalle del producto. Al guardar, los cambios se reflejan en las consultas posteriores.</w:t>
+      </w:r>
+    </w:p>
+    <w:p>
+      <w:pPr>
+        <w:jc w:val="both"/>
+        <w:rPr>
+          <w:rFonts w:ascii="Arial" w:hAnsi="Arial"/>
+          <w:sz w:val="22"/>
+        </w:rPr>
+      </w:pPr>
+      <w:r>
+        <w:rPr>
+          <w:rFonts w:ascii="Arial" w:hAnsi="Arial"/>
+          <w:noProof/>
+          <w:sz w:val="22"/>
+        </w:rPr>
+        <w:drawing>
+          <wp:inline distT="0" distB="0" distL="0" distR="0" wp14:anchorId="33BBE605" wp14:editId="51C7C1B0">
+            <wp:extent cx="5384800" cy="1795145"/>
+            <wp:effectExtent l="0" t="0" r="6350" b="0"/>
+            <wp:docPr id="1020920801" name="Imagen 26"/>
+            <wp:cNvGraphicFramePr>
+              <a:graphicFrameLocks xmlns:a="http://schemas.openxmlformats.org/drawingml/2006/main" noChangeAspect="1"/>
+            </wp:cNvGraphicFramePr>
+            <a:graphic xmlns:a="http://schemas.openxmlformats.org/drawingml/2006/main">
+              <a:graphicData uri="http://schemas.openxmlformats.org/drawingml/2006/picture">
+                <pic:pic xmlns:pic="http://schemas.openxmlformats.org/drawingml/2006/picture">
+                  <pic:nvPicPr>
+                    <pic:cNvPr id="0" name="Picture 62"/>
+                    <pic:cNvPicPr>
+                      <a:picLocks noChangeAspect="1" noChangeArrowheads="1"/>
+                    </pic:cNvPicPr>
+                  </pic:nvPicPr>
+                  <pic:blipFill>
+                    <a:blip r:embed="rId14" cstate="print">
+                      <a:extLst>
+                        <a:ext uri="{28A0092B-C50C-407E-A947-70E740481C1C}">
+                          <a14:useLocalDpi xmlns:a14="http://schemas.microsoft.com/office/drawing/2010/main" val="0"/>
+                        </a:ext>
+                      </a:extLst>
+                    </a:blip>
+                    <a:srcRect/>
+                    <a:stretch>
+                      <a:fillRect/>
+                    </a:stretch>
+                  </pic:blipFill>
+                  <pic:spPr bwMode="auto">
+                    <a:xfrm>
+                      <a:off x="0" y="0"/>
+                      <a:ext cx="5384800" cy="1795145"/>
+                    </a:xfrm>
+                    <a:prstGeom prst="rect">
+                      <a:avLst/>
+                    </a:prstGeom>
+                    <a:noFill/>
+                    <a:ln>
+                      <a:noFill/>
+                    </a:ln>
+                  </pic:spPr>
+                </pic:pic>
+              </a:graphicData>
+            </a:graphic>
+          </wp:inline>
+        </w:drawing>
+      </w:r>
+    </w:p>
+    <w:p>
+      <w:pPr>
+        <w:jc w:val="both"/>
+        <w:rPr>
+          <w:rFonts w:ascii="Arial" w:hAnsi="Arial"/>
+          <w:b/>
+          <w:bCs/>
+          <w:sz w:val="22"/>
+        </w:rPr>
+      </w:pPr>
+      <w:r>
+        <w:rPr>
+          <w:rFonts w:ascii="Arial" w:hAnsi="Arial"/>
+          <w:b/>
+          <w:bCs/>
+          <w:sz w:val="22"/>
+        </w:rPr>
+        <w:t>Detalle del producto</w:t>
+      </w:r>
+    </w:p>
+    <w:p>
+      <w:pPr>
+        <w:jc w:val="both"/>
+        <w:rPr>
+          <w:rFonts w:ascii="Arial" w:hAnsi="Arial"/>
+          <w:sz w:val="22"/>
+        </w:rPr>
+      </w:pPr>
+      <w:r>
+        <w:rPr>
+          <w:rFonts w:ascii="Arial" w:hAnsi="Arial"/>
+          <w:sz w:val="22"/>
+        </w:rPr>
+        <w:t>Reúne la información de un artículo en una sola vista: código, nombre, categoría, precio, existencias actuales y, cuando corresponda, stock mínimo. Puede incluir un resumen de los movimientos asociados.</w:t>
+      </w:r>
+    </w:p>
+    <w:p>
+      <w:pPr>
+        <w:jc w:val="both"/>
+        <w:rPr>
+          <w:rFonts w:ascii="Arial" w:hAnsi="Arial"/>
+          <w:sz w:val="22"/>
+        </w:rPr>
+      </w:pPr>
+      <w:r>
+        <w:rPr>
+          <w:rFonts w:ascii="Arial" w:hAnsi="Arial"/>
+          <w:sz w:val="22"/>
+        </w:rPr>
+        <w:t>Se conecta con: listado de productos, edición y formularios de entrada o salida. Facilita consultar un artículo antes de registrar una operación.</w:t>
+      </w:r>
+    </w:p>
+    <w:p>
+      <w:pPr>
+        <w:jc w:val="both"/>
+        <w:rPr>
+          <w:rFonts w:ascii="Arial" w:hAnsi="Arial"/>
+          <w:sz w:val="22"/>
+        </w:rPr>
+      </w:pPr>
+      <w:r>
+        <w:rPr>
+          <w:rFonts w:ascii="Arial" w:hAnsi="Arial"/>
+          <w:sz w:val="22"/>
+        </w:rPr>
+        <w:t>El historial completo puede consultarse en la pantalla de movimientos.</w:t>
+      </w:r>
+    </w:p>
+    <w:p>
+      <w:pPr>
+        <w:jc w:val="both"/>
+        <w:rPr>
+          <w:rFonts w:ascii="Arial" w:hAnsi="Arial"/>
+          <w:sz w:val="22"/>
+        </w:rPr>
+      </w:pPr>
+      <w:r>
+        <w:rPr>
+          <w:rFonts w:ascii="Arial" w:hAnsi="Arial"/>
+          <w:noProof/>
+          <w:sz w:val="22"/>
+        </w:rPr>
+        <w:drawing>
+          <wp:inline distT="0" distB="0" distL="0" distR="0" wp14:anchorId="60D2273B" wp14:editId="2E74CC20">
+            <wp:extent cx="5384800" cy="1989455"/>
+            <wp:effectExtent l="0" t="0" r="6350" b="0"/>
+            <wp:docPr id="621231767" name="Imagen 27"/>
+            <wp:cNvGraphicFramePr>
+              <a:graphicFrameLocks xmlns:a="http://schemas.openxmlformats.org/drawingml/2006/main" noChangeAspect="1"/>
+            </wp:cNvGraphicFramePr>
+            <a:graphic xmlns:a="http://schemas.openxmlformats.org/drawingml/2006/main">
+              <a:graphicData uri="http://schemas.openxmlformats.org/drawingml/2006/picture">
+                <pic:pic xmlns:pic="http://schemas.openxmlformats.org/drawingml/2006/picture">
+                  <pic:nvPicPr>
+                    <pic:cNvPr id="0" name="Picture 63"/>
+                    <pic:cNvPicPr>
+                      <a:picLocks noChangeAspect="1" noChangeArrowheads="1"/>
+                    </pic:cNvPicPr>
+                  </pic:nvPicPr>
+                  <pic:blipFill>
+                    <a:blip r:embed="rId15" cstate="print">
+                      <a:extLst>
+                        <a:ext uri="{28A0092B-C50C-407E-A947-70E740481C1C}">
+                          <a14:useLocalDpi xmlns:a14="http://schemas.microsoft.com/office/drawing/2010/main" val="0"/>
+                        </a:ext>
+                      </a:extLst>
+                    </a:blip>
+                    <a:srcRect/>
+                    <a:stretch>
+                      <a:fillRect/>
+                    </a:stretch>
+                  </pic:blipFill>
+                  <pic:spPr bwMode="auto">
+                    <a:xfrm>
+                      <a:off x="0" y="0"/>
+                      <a:ext cx="5384800" cy="1989455"/>
+                    </a:xfrm>
+                    <a:prstGeom prst="rect">
+                      <a:avLst/>
+                    </a:prstGeom>
+                    <a:noFill/>
+                    <a:ln>
+                      <a:noFill/>
+                    </a:ln>
+                  </pic:spPr>
+                </pic:pic>
+              </a:graphicData>
+            </a:graphic>
+          </wp:inline>
+        </w:drawing>
+      </w:r>
+    </w:p>
+    <w:p>
+      <w:pPr>
+        <w:rPr>
+          <w:rFonts w:ascii="Arial" w:hAnsi="Arial"/>
+          <w:b/>
+          <w:bCs/>
+          <w:sz w:val="22"/>
+        </w:rPr>
+      </w:pPr>
+      <w:r>
+        <w:rPr>
+          <w:rFonts w:ascii="Arial" w:hAnsi="Arial"/>
+          <w:b/>
+          <w:bCs/>
+          <w:sz w:val="22"/>
+        </w:rPr>
+        <w:br w:type="page"/>
+      </w:r>
+    </w:p>
+    <w:p>
+      <w:pPr>
+        <w:jc w:val="both"/>
+        <w:rPr>
+          <w:rFonts w:ascii="Arial" w:hAnsi="Arial"/>
+          <w:b/>
+          <w:bCs/>
+          <w:sz w:val="22"/>
+        </w:rPr>
+      </w:pPr>
+      <w:r>
+        <w:rPr>
+          <w:rFonts w:ascii="Arial" w:hAnsi="Arial"/>
+          <w:b/>
+          <w:bCs/>
+          <w:sz w:val="22"/>
+        </w:rPr>
+        <w:lastRenderedPageBreak/>
+        <w:t>Registro de movimiento</w:t>
+      </w:r>
+    </w:p>
+    <w:p>
+      <w:pPr>
+        <w:jc w:val="both"/>
+        <w:rPr>
+          <w:rFonts w:ascii="Arial" w:hAnsi="Arial"/>
+          <w:sz w:val="22"/>
+        </w:rPr>
+      </w:pPr>
+      <w:r>
+        <w:rPr>
+          <w:rFonts w:ascii="Arial" w:hAnsi="Arial"/>
+          <w:sz w:val="22"/>
+        </w:rPr>
+        <w:t>Permite registrar una entrada o salida de mercadería. Incluye selección del producto, tipo de operación, cantidad y observación opcional. La fecha y el usuario responsable se registran automáticamente.</w:t>
+      </w:r>
+    </w:p>
+    <w:p>
+      <w:pPr>
+        <w:jc w:val="both"/>
+        <w:rPr>
+          <w:rFonts w:ascii="Arial" w:hAnsi="Arial"/>
+          <w:sz w:val="22"/>
+        </w:rPr>
+      </w:pPr>
+      <w:r>
+        <w:rPr>
+          <w:rFonts w:ascii="Arial" w:hAnsi="Arial"/>
+          <w:sz w:val="22"/>
+        </w:rPr>
+        <w:t>Se conecta con: listado y detalle del producto, panel principal e historial. Al confirmar, el stock se actualiza y el movimiento queda registrado de forma consistente.</w:t>
+      </w:r>
+    </w:p>
+    <w:p>
+      <w:pPr>
+        <w:jc w:val="both"/>
+        <w:rPr>
+          <w:rFonts w:ascii="Arial" w:hAnsi="Arial"/>
+          <w:sz w:val="22"/>
+        </w:rPr>
+      </w:pPr>
+      <w:r>
+        <w:rPr>
+          <w:rFonts w:ascii="Arial" w:hAnsi="Arial"/>
+          <w:sz w:val="22"/>
+        </w:rPr>
+        <w:t>Las salidas que superen las existencias disponibles deben rechazarse.</w:t>
+      </w:r>
+    </w:p>
+    <w:p>
+      <w:pPr>
+        <w:jc w:val="both"/>
+        <w:rPr>
+          <w:rFonts w:ascii="Arial" w:hAnsi="Arial"/>
+          <w:sz w:val="22"/>
+        </w:rPr>
+      </w:pPr>
+      <w:r>
+        <w:rPr>
+          <w:rFonts w:ascii="Arial" w:hAnsi="Arial"/>
+          <w:sz w:val="22"/>
+        </w:rPr>
+        <w:t>Disponible para administradores y operadores autorizados.</w:t>
+      </w:r>
+    </w:p>
+    <w:p>
+      <w:pPr>
+        <w:jc w:val="both"/>
+        <w:rPr>
+          <w:rFonts w:ascii="Arial" w:hAnsi="Arial"/>
+          <w:sz w:val="22"/>
+        </w:rPr>
+      </w:pPr>
+      <w:r>
+        <w:rPr>
+          <w:rFonts w:ascii="Arial" w:hAnsi="Arial"/>
+          <w:noProof/>
+          <w:sz w:val="22"/>
+        </w:rPr>
+        <w:drawing>
+          <wp:inline distT="0" distB="0" distL="0" distR="0" wp14:anchorId="29A3B595" wp14:editId="2450F042">
+            <wp:extent cx="5384800" cy="2091055"/>
+            <wp:effectExtent l="0" t="0" r="6350" b="4445"/>
+            <wp:docPr id="1116476955" name="Imagen 28"/>
+            <wp:cNvGraphicFramePr>
+              <a:graphicFrameLocks xmlns:a="http://schemas.openxmlformats.org/drawingml/2006/main" noChangeAspect="1"/>
+            </wp:cNvGraphicFramePr>
+            <a:graphic xmlns:a="http://schemas.openxmlformats.org/drawingml/2006/main">
+              <a:graphicData uri="http://schemas.openxmlformats.org/drawingml/2006/picture">
+                <pic:pic xmlns:pic="http://schemas.openxmlformats.org/drawingml/2006/picture">
+                  <pic:nvPicPr>
+                    <pic:cNvPr id="0" name="Picture 64"/>
+                    <pic:cNvPicPr>
+                      <a:picLocks noChangeAspect="1" noChangeArrowheads="1"/>
+                    </pic:cNvPicPr>
+                  </pic:nvPicPr>
+                  <pic:blipFill>
+                    <a:blip r:embed="rId16" cstate="print">
+                      <a:extLst>
+                        <a:ext uri="{28A0092B-C50C-407E-A947-70E740481C1C}">
+                          <a14:useLocalDpi xmlns:a14="http://schemas.microsoft.com/office/drawing/2010/main" val="0"/>
+                        </a:ext>
+                      </a:extLst>
+                    </a:blip>
+                    <a:srcRect/>
+                    <a:stretch>
+                      <a:fillRect/>
+                    </a:stretch>
+                  </pic:blipFill>
+                  <pic:spPr bwMode="auto">
+                    <a:xfrm>
+                      <a:off x="0" y="0"/>
+                      <a:ext cx="5384800" cy="2091055"/>
+                    </a:xfrm>
+                    <a:prstGeom prst="rect">
+                      <a:avLst/>
+                    </a:prstGeom>
+                    <a:noFill/>
+                    <a:ln>
+                      <a:noFill/>
+                    </a:ln>
+                  </pic:spPr>
+                </pic:pic>
+              </a:graphicData>
+            </a:graphic>
+          </wp:inline>
+        </w:drawing>
+      </w:r>
+    </w:p>
+    <w:p>
+      <w:pPr>
+        <w:jc w:val="both"/>
+        <w:rPr>
+          <w:rFonts w:ascii="Arial" w:hAnsi="Arial"/>
+          <w:b/>
+          <w:bCs/>
+          <w:sz w:val="22"/>
+        </w:rPr>
+      </w:pPr>
+      <w:r>
+        <w:rPr>
+          <w:rFonts w:ascii="Arial" w:hAnsi="Arial"/>
+          <w:b/>
+          <w:bCs/>
+          <w:sz w:val="22"/>
+        </w:rPr>
+        <w:t>Historial de movimientos</w:t>
+      </w:r>
+    </w:p>
+    <w:p>
+      <w:pPr>
+        <w:jc w:val="both"/>
+        <w:rPr>
+          <w:rFonts w:ascii="Arial" w:hAnsi="Arial"/>
+          <w:sz w:val="22"/>
+        </w:rPr>
+      </w:pPr>
+      <w:r>
+        <w:rPr>
+          <w:rFonts w:ascii="Arial" w:hAnsi="Arial"/>
+          <w:sz w:val="22"/>
+        </w:rPr>
+        <w:t>Presenta las operaciones registradas con producto, tipo, cantidad, fecha y hora, y usuario responsable. Puede incorporar filtros por producto, tipo de movimiento y período cuando se definan en el alcance.</w:t>
+      </w:r>
+    </w:p>
+    <w:p>
+      <w:pPr>
+        <w:jc w:val="both"/>
+        <w:rPr>
+          <w:rFonts w:ascii="Arial" w:hAnsi="Arial"/>
+          <w:sz w:val="22"/>
+        </w:rPr>
+      </w:pPr>
+      <w:r>
+        <w:rPr>
+          <w:rFonts w:ascii="Arial" w:hAnsi="Arial"/>
+          <w:sz w:val="22"/>
+        </w:rPr>
+        <w:t>Se conecta con: panel principal, detalle del producto y registro de movimientos. Permite revisar las modificaciones del inventario y realizar el seguimiento de las operaciones.</w:t>
+      </w:r>
+    </w:p>
+    <w:p>
+      <w:pPr>
+        <w:jc w:val="both"/>
+        <w:rPr>
+          <w:rFonts w:ascii="Arial" w:hAnsi="Arial"/>
+          <w:sz w:val="22"/>
+        </w:rPr>
+      </w:pPr>
+      <w:r>
+        <w:rPr>
+          <w:rFonts w:ascii="Arial" w:hAnsi="Arial"/>
+          <w:sz w:val="22"/>
+        </w:rPr>
+        <w:t>Los movimientos confirmados no deben eliminarse ni modificarse libremente.</w:t>
+      </w:r>
+      <w:r>
+        <w:rPr>
+          <w:rFonts w:ascii="Arial" w:hAnsi="Arial"/>
+          <w:noProof/>
+          <w:sz w:val="22"/>
+        </w:rPr>
+        <w:t xml:space="preserve"> </w:t>
+      </w:r>
+      <w:r>
+        <w:rPr>
+          <w:rFonts w:ascii="Arial" w:hAnsi="Arial"/>
+          <w:noProof/>
+          <w:sz w:val="22"/>
+        </w:rPr>
+        <w:drawing>
+          <wp:inline distT="0" distB="0" distL="0" distR="0" wp14:anchorId="42FF2B36" wp14:editId="62103F15">
+            <wp:extent cx="5384800" cy="2192655"/>
+            <wp:effectExtent l="0" t="0" r="6350" b="0"/>
+            <wp:docPr id="1573878814" name="Imagen 29"/>
+            <wp:cNvGraphicFramePr>
+              <a:graphicFrameLocks xmlns:a="http://schemas.openxmlformats.org/drawingml/2006/main" noChangeAspect="1"/>
+            </wp:cNvGraphicFramePr>
+            <a:graphic xmlns:a="http://schemas.openxmlformats.org/drawingml/2006/main">
+              <a:graphicData uri="http://schemas.openxmlformats.org/drawingml/2006/picture">
+                <pic:pic xmlns:pic="http://schemas.openxmlformats.org/drawingml/2006/picture">
+                  <pic:nvPicPr>
+                    <pic:cNvPr id="0" name="Picture 65"/>
+                    <pic:cNvPicPr>
+                      <a:picLocks noChangeAspect="1" noChangeArrowheads="1"/>
+                    </pic:cNvPicPr>
+                  </pic:nvPicPr>
+                  <pic:blipFill>
+                    <a:blip r:embed="rId17" cstate="print">
+                      <a:extLst>
+                        <a:ext uri="{28A0092B-C50C-407E-A947-70E740481C1C}">
+                          <a14:useLocalDpi xmlns:a14="http://schemas.microsoft.com/office/drawing/2010/main" val="0"/>
+                        </a:ext>
+                      </a:extLst>
+                    </a:blip>
+                    <a:srcRect/>
+                    <a:stretch>
+                      <a:fillRect/>
+                    </a:stretch>
+                  </pic:blipFill>
+                  <pic:spPr bwMode="auto">
+                    <a:xfrm>
+                      <a:off x="0" y="0"/>
+                      <a:ext cx="5384800" cy="2192655"/>
+                    </a:xfrm>
+                    <a:prstGeom prst="rect">
+                      <a:avLst/>
+                    </a:prstGeom>
+                    <a:noFill/>
+                    <a:ln>
+                      <a:noFill/>
+                    </a:ln>
+                  </pic:spPr>
+                </pic:pic>
+              </a:graphicData>
+            </a:graphic>
+          </wp:inline>
+        </w:drawing>
+      </w:r>
+    </w:p>
+    <w:p>
+      <w:pPr>
+        <w:jc w:val="both"/>
+        <w:rPr>
+          <w:rFonts w:ascii="Arial" w:hAnsi="Arial"/>
+          <w:b/>
+          <w:bCs/>
+          <w:sz w:val="22"/>
+        </w:rPr>
+      </w:pPr>
+    </w:p>
+    <w:p>
+      <w:pPr>
+        <w:jc w:val="both"/>
+        <w:rPr>
+          <w:rFonts w:ascii="Arial" w:hAnsi="Arial"/>
+          <w:b/>
+          <w:bCs/>
+          <w:sz w:val="22"/>
+        </w:rPr>
+      </w:pPr>
+      <w:r>
+        <w:rPr>
+          <w:rFonts w:ascii="Arial" w:hAnsi="Arial"/>
+          <w:b/>
+          <w:bCs/>
+          <w:sz w:val="22"/>
+        </w:rPr>
+        <w:lastRenderedPageBreak/>
+        <w:t>Pantallas de futuras versiones</w:t>
+      </w:r>
+    </w:p>
+    <w:p>
+      <w:pPr>
+        <w:jc w:val="both"/>
+        <w:rPr>
+          <w:rFonts w:ascii="Arial" w:hAnsi="Arial"/>
+          <w:sz w:val="22"/>
+        </w:rPr>
+      </w:pPr>
+      <w:r>
+        <w:rPr>
+          <w:rFonts w:ascii="Arial" w:hAnsi="Arial"/>
+          <w:sz w:val="22"/>
+        </w:rPr>
+        <w:t>Estas vistas se contemplan en la planificación del proyecto, pero no son indispensables para la primera versión.</w:t>
+      </w:r>
+    </w:p>
+    <w:tbl>
+      <w:tblPr>
+        <w:tblStyle w:val="Tablaconcuadrcula"/>
+        <w:tblW w:w="0" w:type="auto"/>
+        <w:tblLook w:val="04A0" w:firstRow="1" w:lastRow="0" w:firstColumn="1" w:lastColumn="0" w:noHBand="0" w:noVBand="1"/>
+      </w:tblPr>
+      <w:tblGrid>
+        <w:gridCol w:w="2301"/>
+        <w:gridCol w:w="6193"/>
+      </w:tblGrid>
+      <w:tr>
+        <w:tc>
+          <w:tcPr>
+            <w:tcW w:w="0" w:type="auto"/>
+            <w:hideMark/>
+          </w:tcPr>
+          <w:p>
+            <w:pPr>
+              <w:spacing w:after="160" w:line="278" w:lineRule="auto"/>
+              <w:jc w:val="center"/>
+              <w:rPr>
+                <w:rFonts w:ascii="Arial" w:hAnsi="Arial"/>
+                <w:b/>
+                <w:bCs/>
+                <w:sz w:val="22"/>
+              </w:rPr>
+            </w:pPr>
+            <w:r>
+              <w:rPr>
+                <w:rFonts w:ascii="Arial" w:hAnsi="Arial"/>
+                <w:b/>
+                <w:bCs/>
+                <w:sz w:val="22"/>
+              </w:rPr>
+              <w:t>Pantalla</w:t>
+            </w:r>
+          </w:p>
+        </w:tc>
+        <w:tc>
+          <w:tcPr>
+            <w:tcW w:w="0" w:type="auto"/>
+            <w:hideMark/>
+          </w:tcPr>
+          <w:p>
+            <w:pPr>
+              <w:spacing w:after="160" w:line="278" w:lineRule="auto"/>
+              <w:jc w:val="center"/>
+              <w:rPr>
+                <w:rFonts w:ascii="Arial" w:hAnsi="Arial"/>
+                <w:b/>
+                <w:bCs/>
+                <w:sz w:val="22"/>
+              </w:rPr>
+            </w:pPr>
+            <w:r>
+              <w:rPr>
+                <w:rFonts w:ascii="Arial" w:hAnsi="Arial"/>
+                <w:b/>
+                <w:bCs/>
+                <w:sz w:val="22"/>
+              </w:rPr>
+              <w:t>Función y conexiones</w:t>
+            </w:r>
+          </w:p>
+        </w:tc>
+      </w:tr>
+      <w:tr>
+        <w:tc>
+          <w:tcPr>
+            <w:tcW w:w="0" w:type="auto"/>
+            <w:hideMark/>
+          </w:tcPr>
+          <w:p>
+            <w:pPr>
+              <w:spacing w:after="160" w:line="278" w:lineRule="auto"/>
+              <w:rPr>
+                <w:rFonts w:ascii="Arial" w:hAnsi="Arial"/>
+                <w:b/>
+                <w:bCs/>
+                <w:sz w:val="22"/>
+              </w:rPr>
+            </w:pPr>
+            <w:r>
+              <w:rPr>
+                <w:rFonts w:ascii="Arial" w:hAnsi="Arial"/>
+                <w:b/>
+                <w:bCs/>
+                <w:sz w:val="22"/>
+              </w:rPr>
+              <w:t>Alertas de stock mínimo</w:t>
+            </w:r>
+          </w:p>
+        </w:tc>
+        <w:tc>
+          <w:tcPr>
+            <w:tcW w:w="0" w:type="auto"/>
+            <w:hideMark/>
+          </w:tcPr>
+          <w:p>
+            <w:pPr>
+              <w:spacing w:after="160" w:line="278" w:lineRule="auto"/>
+              <w:jc w:val="both"/>
+              <w:rPr>
+                <w:rFonts w:ascii="Arial" w:hAnsi="Arial"/>
+                <w:sz w:val="22"/>
+              </w:rPr>
+            </w:pPr>
+            <w:r>
+              <w:rPr>
+                <w:rFonts w:ascii="Arial" w:hAnsi="Arial"/>
+                <w:sz w:val="22"/>
+              </w:rPr>
+              <w:t>Identifica los productos con existencias inferiores al mínimo configurado. Se conecta con el panel principal, el listado y el detalle del producto.</w:t>
+            </w:r>
+          </w:p>
+        </w:tc>
+      </w:tr>
+      <w:tr>
+        <w:tc>
+          <w:tcPr>
+            <w:tcW w:w="0" w:type="auto"/>
+            <w:hideMark/>
+          </w:tcPr>
+          <w:p>
+            <w:pPr>
+              <w:spacing w:after="160" w:line="278" w:lineRule="auto"/>
+              <w:rPr>
+                <w:rFonts w:ascii="Arial" w:hAnsi="Arial"/>
+                <w:b/>
+                <w:bCs/>
+                <w:sz w:val="22"/>
+              </w:rPr>
+            </w:pPr>
+            <w:r>
+              <w:rPr>
+                <w:rFonts w:ascii="Arial" w:hAnsi="Arial"/>
+                <w:b/>
+                <w:bCs/>
+                <w:sz w:val="22"/>
+              </w:rPr>
+              <w:t>Informes de inventario</w:t>
+            </w:r>
+          </w:p>
+        </w:tc>
+        <w:tc>
+          <w:tcPr>
+            <w:tcW w:w="0" w:type="auto"/>
+            <w:hideMark/>
+          </w:tcPr>
+          <w:p>
+            <w:pPr>
+              <w:spacing w:after="160" w:line="278" w:lineRule="auto"/>
+              <w:jc w:val="both"/>
+              <w:rPr>
+                <w:rFonts w:ascii="Arial" w:hAnsi="Arial"/>
+                <w:sz w:val="22"/>
+              </w:rPr>
+            </w:pPr>
+            <w:r>
+              <w:rPr>
+                <w:rFonts w:ascii="Arial" w:hAnsi="Arial"/>
+                <w:sz w:val="22"/>
+              </w:rPr>
+              <w:t>Presenta resúmenes de existencias y movimientos por período. Se alimenta de productos e historial de movimientos.</w:t>
+            </w:r>
+          </w:p>
+        </w:tc>
+      </w:tr>
+      <w:tr>
+        <w:tc>
+          <w:tcPr>
+            <w:tcW w:w="0" w:type="auto"/>
+            <w:hideMark/>
+          </w:tcPr>
+          <w:p>
+            <w:pPr>
+              <w:spacing w:after="160" w:line="278" w:lineRule="auto"/>
+              <w:rPr>
+                <w:rFonts w:ascii="Arial" w:hAnsi="Arial"/>
+                <w:b/>
+                <w:bCs/>
+                <w:sz w:val="22"/>
+              </w:rPr>
+            </w:pPr>
+            <w:r>
+              <w:rPr>
+                <w:rFonts w:ascii="Arial" w:hAnsi="Arial"/>
+                <w:b/>
+                <w:bCs/>
+                <w:sz w:val="22"/>
+              </w:rPr>
+              <w:t>Gestión de proveedores</w:t>
+            </w:r>
+          </w:p>
+        </w:tc>
+        <w:tc>
+          <w:tcPr>
+            <w:tcW w:w="0" w:type="auto"/>
+            <w:hideMark/>
+          </w:tcPr>
+          <w:p>
+            <w:pPr>
+              <w:spacing w:after="160" w:line="278" w:lineRule="auto"/>
+              <w:jc w:val="both"/>
+              <w:rPr>
+                <w:rFonts w:ascii="Arial" w:hAnsi="Arial"/>
+                <w:sz w:val="22"/>
+              </w:rPr>
+            </w:pPr>
+            <w:r>
+              <w:rPr>
+                <w:rFonts w:ascii="Arial" w:hAnsi="Arial"/>
+                <w:sz w:val="22"/>
+              </w:rPr>
+              <w:t>Permite registrar, consultar y modificar datos de proveedores. Se relacionará con las reposiciones si se implementa ese módulo.</w:t>
+            </w:r>
+          </w:p>
+        </w:tc>
+      </w:tr>
+      <w:tr>
+        <w:tc>
+          <w:tcPr>
+            <w:tcW w:w="0" w:type="auto"/>
+            <w:hideMark/>
+          </w:tcPr>
+          <w:p>
+            <w:pPr>
+              <w:spacing w:after="160" w:line="278" w:lineRule="auto"/>
+              <w:rPr>
+                <w:rFonts w:ascii="Arial" w:hAnsi="Arial"/>
+                <w:b/>
+                <w:bCs/>
+                <w:sz w:val="22"/>
+              </w:rPr>
+            </w:pPr>
+            <w:r>
+              <w:rPr>
+                <w:rFonts w:ascii="Arial" w:hAnsi="Arial"/>
+                <w:b/>
+                <w:bCs/>
+                <w:sz w:val="22"/>
+              </w:rPr>
+              <w:t>Gestión de reposiciones</w:t>
+            </w:r>
+          </w:p>
+        </w:tc>
+        <w:tc>
+          <w:tcPr>
+            <w:tcW w:w="0" w:type="auto"/>
+            <w:hideMark/>
+          </w:tcPr>
+          <w:p>
+            <w:pPr>
+              <w:spacing w:after="160" w:line="278" w:lineRule="auto"/>
+              <w:jc w:val="both"/>
+              <w:rPr>
+                <w:rFonts w:ascii="Arial" w:hAnsi="Arial"/>
+                <w:sz w:val="22"/>
+              </w:rPr>
+            </w:pPr>
+            <w:r>
+              <w:rPr>
+                <w:rFonts w:ascii="Arial" w:hAnsi="Arial"/>
+                <w:sz w:val="22"/>
+              </w:rPr>
+              <w:t>Organiza las reposiciones y los productos involucrados. Se conectará con proveedores, productos y movimientos de stock.</w:t>
+            </w:r>
+          </w:p>
+        </w:tc>
+      </w:tr>
+      <w:tr>
+        <w:tc>
+          <w:tcPr>
+            <w:tcW w:w="0" w:type="auto"/>
+            <w:hideMark/>
+          </w:tcPr>
+          <w:p>
+            <w:pPr>
+              <w:spacing w:after="160" w:line="278" w:lineRule="auto"/>
+              <w:rPr>
+                <w:rFonts w:ascii="Arial" w:hAnsi="Arial"/>
+                <w:b/>
+                <w:bCs/>
+                <w:sz w:val="22"/>
+              </w:rPr>
+            </w:pPr>
+            <w:r>
+              <w:rPr>
+                <w:rFonts w:ascii="Arial" w:hAnsi="Arial"/>
+                <w:b/>
+                <w:bCs/>
+                <w:sz w:val="22"/>
+              </w:rPr>
+              <w:t>Administración de usuarios</w:t>
+            </w:r>
+          </w:p>
+        </w:tc>
+        <w:tc>
+          <w:tcPr>
+            <w:tcW w:w="0" w:type="auto"/>
+            <w:hideMark/>
+          </w:tcPr>
+          <w:p>
+            <w:pPr>
+              <w:spacing w:after="160" w:line="278" w:lineRule="auto"/>
+              <w:jc w:val="both"/>
+              <w:rPr>
+                <w:rFonts w:ascii="Arial" w:hAnsi="Arial"/>
+                <w:sz w:val="22"/>
+              </w:rPr>
+            </w:pPr>
+            <w:r>
+              <w:rPr>
+                <w:rFonts w:ascii="Arial" w:hAnsi="Arial"/>
+                <w:sz w:val="22"/>
+              </w:rPr>
+              <w:t>Permite administrar cuentas, roles y permisos. Se reserva al administrador y requiere controles de autorización efectivos.</w:t>
+            </w:r>
+          </w:p>
+        </w:tc>
+      </w:tr>
+    </w:tbl>
+    <w:p>
+      <w:pPr>
+        <w:jc w:val="both"/>
+        <w:rPr>
+          <w:rFonts w:ascii="Arial" w:hAnsi="Arial"/>
+          <w:b/>
+          <w:bCs/>
+          <w:sz w:val="22"/>
+        </w:rPr>
+      </w:pPr>
+    </w:p>
+    <w:p>
+      <w:pPr>
+        <w:rPr>
+          <w:rFonts w:ascii="Arial" w:hAnsi="Arial"/>
+          <w:b/>
+          <w:bCs/>
+          <w:sz w:val="22"/>
+        </w:rPr>
+      </w:pPr>
+      <w:r>
+        <w:rPr>
+          <w:rFonts w:ascii="Arial" w:hAnsi="Arial"/>
+          <w:b/>
+          <w:bCs/>
+          <w:sz w:val="22"/>
+        </w:rPr>
+        <w:br w:type="page"/>
+      </w:r>
+    </w:p>
+    <w:p>
+      <w:pPr>
+        <w:jc w:val="both"/>
+        <w:rPr>
+          <w:rFonts w:ascii="Arial" w:hAnsi="Arial"/>
+          <w:b/>
+          <w:bCs/>
+          <w:sz w:val="22"/>
+        </w:rPr>
+      </w:pPr>
+      <w:r>
+        <w:rPr>
+          <w:rFonts w:ascii="Arial" w:hAnsi="Arial"/>
+          <w:b/>
+          <w:bCs/>
+          <w:sz w:val="22"/>
+        </w:rPr>
+        <w:lastRenderedPageBreak/>
+        <w:t>Componentes reutilizables</w:t>
+      </w:r>
+      <w:r>
+        <w:rPr>
+          <w:rFonts w:ascii="Arial" w:hAnsi="Arial"/>
+          <w:b/>
+          <w:bCs/>
+          <w:sz w:val="22"/>
+        </w:rPr>
+        <w:t xml:space="preserve"> </w:t>
+      </w:r>
+    </w:p>
+    <w:p>
+      <w:pPr>
+        <w:jc w:val="both"/>
+        <w:rPr>
+          <w:rFonts w:ascii="Arial" w:hAnsi="Arial"/>
+          <w:b/>
+          <w:bCs/>
+          <w:sz w:val="22"/>
+        </w:rPr>
+      </w:pPr>
+      <w:r>
+        <w:rPr>
+          <w:rFonts w:ascii="Arial" w:hAnsi="Arial"/>
+          <w:b/>
+          <w:bCs/>
+          <w:noProof/>
+          <w:sz w:val="22"/>
+        </w:rPr>
+        <w:drawing>
+          <wp:anchor distT="0" distB="0" distL="114300" distR="114300" simplePos="0" relativeHeight="251660288" behindDoc="0" locked="0" layoutInCell="1" allowOverlap="1" wp14:anchorId="1A2DE664" wp14:editId="1889487C">
+            <wp:simplePos x="0" y="0"/>
+            <wp:positionH relativeFrom="margin">
+              <wp:align>center</wp:align>
+            </wp:positionH>
+            <wp:positionV relativeFrom="paragraph">
+              <wp:posOffset>622089</wp:posOffset>
+            </wp:positionV>
+            <wp:extent cx="2562461" cy="6434667"/>
+            <wp:effectExtent l="0" t="0" r="9525" b="4445"/>
+            <wp:wrapTopAndBottom/>
+            <wp:docPr id="1084879197" name="Imagen 31"/>
+            <wp:cNvGraphicFramePr>
+              <a:graphicFrameLocks xmlns:a="http://schemas.openxmlformats.org/drawingml/2006/main" noChangeAspect="1"/>
+            </wp:cNvGraphicFramePr>
+            <a:graphic xmlns:a="http://schemas.openxmlformats.org/drawingml/2006/main">
+              <a:graphicData uri="http://schemas.openxmlformats.org/drawingml/2006/picture">
+                <pic:pic xmlns:pic="http://schemas.openxmlformats.org/drawingml/2006/picture">
+                  <pic:nvPicPr>
+                    <pic:cNvPr id="0" name="Picture 67"/>
+                    <pic:cNvPicPr>
+                      <a:picLocks noChangeAspect="1" noChangeArrowheads="1"/>
+                    </pic:cNvPicPr>
+                  </pic:nvPicPr>
+                  <pic:blipFill>
+                    <a:blip r:embed="rId18" cstate="print">
+                      <a:extLst>
+                        <a:ext uri="{28A0092B-C50C-407E-A947-70E740481C1C}">
+                          <a14:useLocalDpi xmlns:a14="http://schemas.microsoft.com/office/drawing/2010/main" val="0"/>
+                        </a:ext>
+                      </a:extLst>
+                    </a:blip>
+                    <a:srcRect/>
+                    <a:stretch>
+                      <a:fillRect/>
+                    </a:stretch>
+                  </pic:blipFill>
+                  <pic:spPr bwMode="auto">
+                    <a:xfrm>
+                      <a:off x="0" y="0"/>
+                      <a:ext cx="2562461" cy="6434667"/>
+                    </a:xfrm>
+                    <a:prstGeom prst="rect">
+                      <a:avLst/>
+                    </a:prstGeom>
+                    <a:noFill/>
+                    <a:ln>
+                      <a:noFill/>
+                    </a:ln>
+                  </pic:spPr>
+                </pic:pic>
+              </a:graphicData>
+            </a:graphic>
+          </wp:anchor>
+        </w:drawing>
+      </w:r>
+      <w:r>
+        <w:rPr>
+          <w:rFonts w:ascii="Arial" w:hAnsi="Arial"/>
+          <w:sz w:val="22"/>
+        </w:rPr>
+        <w:t>Los componentes reutilizables son elementos de interfaz que se diseñan una sola vez y se emplean en distintas pantallas. Su propósito es mantener la consistencia visual, reducir duplicaciones y facilitar futuras modificaciones.</w:t>
+      </w:r>
+    </w:p>
+    <w:p>
+      <w:pPr>
+        <w:jc w:val="both"/>
+        <w:rPr>
+          <w:rFonts w:ascii="Arial" w:hAnsi="Arial"/>
+          <w:b/>
+          <w:bCs/>
+          <w:sz w:val="22"/>
+        </w:rPr>
+      </w:pPr>
+    </w:p>
+    <w:p>
+      <w:pPr>
+        <w:rPr>
+          <w:rFonts w:ascii="Arial" w:hAnsi="Arial"/>
+          <w:b/>
+          <w:bCs/>
+          <w:sz w:val="22"/>
+        </w:rPr>
+      </w:pPr>
+      <w:r>
+        <w:rPr>
+          <w:rFonts w:ascii="Arial" w:hAnsi="Arial"/>
+          <w:b/>
+          <w:bCs/>
+          <w:sz w:val="22"/>
+        </w:rPr>
+        <w:br w:type="page"/>
+      </w:r>
+    </w:p>
+    <w:p>
+      <w:pPr>
+        <w:jc w:val="both"/>
+        <w:rPr>
+          <w:rFonts w:ascii="Arial" w:hAnsi="Arial"/>
+          <w:b/>
+          <w:bCs/>
+          <w:sz w:val="22"/>
+        </w:rPr>
+      </w:pPr>
+      <w:r>
+        <w:rPr>
+          <w:rFonts w:ascii="Arial" w:hAnsi="Arial"/>
+          <w:b/>
+          <w:bCs/>
+          <w:sz w:val="22"/>
+        </w:rPr>
+        <w:lastRenderedPageBreak/>
+        <w:t>Flujo de navegación: Administrador</w:t>
+      </w:r>
+    </w:p>
+    <w:p>
+      <w:pPr>
+        <w:jc w:val="both"/>
+        <w:rPr>
+          <w:rFonts w:ascii="Arial" w:hAnsi="Arial"/>
+          <w:sz w:val="22"/>
+        </w:rPr>
+      </w:pPr>
+      <w:r>
+        <w:rPr>
+          <w:rFonts w:ascii="Arial" w:hAnsi="Arial"/>
+          <w:sz w:val="22"/>
+        </w:rPr>
+        <w:t>El administrador dispone de acceso a las funciones de gestión del inventario. Su flujo comienza con la autenticación y continúa hacia el panel principal, desde donde puede acceder a las diferentes secciones.</w:t>
+      </w:r>
+    </w:p>
+    <w:p>
+      <w:pPr>
+        <w:numPr>
+          <w:ilvl w:val="0"/>
+          <w:numId w:val="23"/>
+        </w:numPr>
+        <w:jc w:val="both"/>
+        <w:rPr>
+          <w:rFonts w:ascii="Arial" w:hAnsi="Arial"/>
+          <w:sz w:val="22"/>
+        </w:rPr>
+      </w:pPr>
+      <w:r>
+        <w:rPr>
+          <w:rFonts w:ascii="Arial" w:hAnsi="Arial"/>
+          <w:sz w:val="22"/>
+          <w:u w:val="single"/>
+        </w:rPr>
+        <w:t>Autenticación</w:t>
+      </w:r>
+      <w:r>
+        <w:rPr>
+          <w:rFonts w:ascii="Arial" w:hAnsi="Arial"/>
+          <w:sz w:val="22"/>
+        </w:rPr>
+        <w:t>: el administrador ingresa sus credenciales. Si son válidas, el sistema permite acceder; de lo contrario, informa el error.</w:t>
+      </w:r>
+    </w:p>
+    <w:p>
+      <w:pPr>
+        <w:numPr>
+          <w:ilvl w:val="0"/>
+          <w:numId w:val="23"/>
+        </w:numPr>
+        <w:jc w:val="both"/>
+        <w:rPr>
+          <w:rFonts w:ascii="Arial" w:hAnsi="Arial"/>
+          <w:sz w:val="22"/>
+        </w:rPr>
+      </w:pPr>
+      <w:r>
+        <w:rPr>
+          <w:rFonts w:ascii="Arial" w:hAnsi="Arial"/>
+          <w:sz w:val="22"/>
+          <w:u w:val="single"/>
+        </w:rPr>
+        <w:t>Panel principal</w:t>
+      </w:r>
+      <w:r>
+        <w:rPr>
+          <w:rFonts w:ascii="Arial" w:hAnsi="Arial"/>
+          <w:sz w:val="22"/>
+        </w:rPr>
+        <w:t>: consulta el resumen disponible y elige la tarea que necesita realizar.</w:t>
+      </w:r>
+    </w:p>
+    <w:p>
+      <w:pPr>
+        <w:numPr>
+          <w:ilvl w:val="0"/>
+          <w:numId w:val="23"/>
+        </w:numPr>
+        <w:jc w:val="both"/>
+        <w:rPr>
+          <w:rFonts w:ascii="Arial" w:hAnsi="Arial"/>
+          <w:sz w:val="22"/>
+        </w:rPr>
+      </w:pPr>
+      <w:r>
+        <w:rPr>
+          <w:rFonts w:ascii="Arial" w:hAnsi="Arial"/>
+          <w:sz w:val="22"/>
+          <w:u w:val="single"/>
+        </w:rPr>
+        <w:t>Gestión de productos</w:t>
+      </w:r>
+      <w:r>
+        <w:rPr>
+          <w:rFonts w:ascii="Arial" w:hAnsi="Arial"/>
+          <w:sz w:val="22"/>
+        </w:rPr>
+        <w:t>: accede al catálogo para buscar artículos, registrar nuevos productos o modificar los existentes. Puede abrir el detalle de cada producto.</w:t>
+      </w:r>
+    </w:p>
+    <w:p>
+      <w:pPr>
+        <w:numPr>
+          <w:ilvl w:val="0"/>
+          <w:numId w:val="23"/>
+        </w:numPr>
+        <w:jc w:val="both"/>
+        <w:rPr>
+          <w:rFonts w:ascii="Arial" w:hAnsi="Arial"/>
+          <w:sz w:val="22"/>
+        </w:rPr>
+      </w:pPr>
+      <w:r>
+        <w:rPr>
+          <w:rFonts w:ascii="Arial" w:hAnsi="Arial"/>
+          <w:sz w:val="22"/>
+          <w:u w:val="single"/>
+        </w:rPr>
+        <w:t>Gestión de movimientos</w:t>
+      </w:r>
+      <w:r>
+        <w:rPr>
+          <w:rFonts w:ascii="Arial" w:hAnsi="Arial"/>
+          <w:sz w:val="22"/>
+        </w:rPr>
+        <w:t>: selecciona un producto y registra una entrada o salida. El sistema valida la operación, actualiza las existencias y guarda el movimiento.</w:t>
+      </w:r>
+    </w:p>
+    <w:p>
+      <w:pPr>
+        <w:numPr>
+          <w:ilvl w:val="0"/>
+          <w:numId w:val="23"/>
+        </w:numPr>
+        <w:jc w:val="both"/>
+        <w:rPr>
+          <w:rFonts w:ascii="Arial" w:hAnsi="Arial"/>
+          <w:sz w:val="22"/>
+        </w:rPr>
+      </w:pPr>
+      <w:r>
+        <w:rPr>
+          <w:rFonts w:ascii="Arial" w:hAnsi="Arial"/>
+          <w:sz w:val="22"/>
+          <w:u w:val="single"/>
+        </w:rPr>
+        <w:t>Consulta del historial</w:t>
+      </w:r>
+      <w:r>
+        <w:rPr>
+          <w:rFonts w:ascii="Arial" w:hAnsi="Arial"/>
+          <w:sz w:val="22"/>
+        </w:rPr>
+        <w:t>: revisa los movimientos para verificar cantidades, fechas y responsables.</w:t>
+      </w:r>
+    </w:p>
+    <w:p>
+      <w:pPr>
+        <w:numPr>
+          <w:ilvl w:val="0"/>
+          <w:numId w:val="23"/>
+        </w:numPr>
+        <w:jc w:val="both"/>
+        <w:rPr>
+          <w:rFonts w:ascii="Arial" w:hAnsi="Arial"/>
+          <w:sz w:val="22"/>
+        </w:rPr>
+      </w:pPr>
+      <w:r>
+        <w:rPr>
+          <w:rFonts w:ascii="Arial" w:hAnsi="Arial"/>
+          <w:sz w:val="22"/>
+          <w:u w:val="single"/>
+        </w:rPr>
+        <w:t>Gestión de categorías</w:t>
+      </w:r>
+      <w:r>
+        <w:rPr>
+          <w:rFonts w:ascii="Arial" w:hAnsi="Arial"/>
+          <w:sz w:val="22"/>
+        </w:rPr>
+        <w:t>: crea o modifica categorías y las utiliza para organizar el inventario.</w:t>
+      </w:r>
+    </w:p>
+    <w:p>
+      <w:pPr>
+        <w:numPr>
+          <w:ilvl w:val="0"/>
+          <w:numId w:val="23"/>
+        </w:numPr>
+        <w:jc w:val="both"/>
+        <w:rPr>
+          <w:rFonts w:ascii="Arial" w:hAnsi="Arial"/>
+          <w:sz w:val="22"/>
+        </w:rPr>
+      </w:pPr>
+      <w:r>
+        <w:rPr>
+          <w:rFonts w:ascii="Arial" w:hAnsi="Arial"/>
+          <w:sz w:val="22"/>
+          <w:u w:val="single"/>
+        </w:rPr>
+        <w:t>Administración de cuentas</w:t>
+      </w:r>
+      <w:r>
+        <w:rPr>
+          <w:rFonts w:ascii="Arial" w:hAnsi="Arial"/>
+          <w:sz w:val="22"/>
+        </w:rPr>
+        <w:t>: cuando la funcionalidad esté disponible, administra usuarios y sus permisos.</w:t>
+      </w:r>
+    </w:p>
+    <w:p>
+      <w:pPr>
+        <w:numPr>
+          <w:ilvl w:val="0"/>
+          <w:numId w:val="23"/>
+        </w:numPr>
+        <w:jc w:val="both"/>
+        <w:rPr>
+          <w:rFonts w:ascii="Arial" w:hAnsi="Arial"/>
+          <w:sz w:val="22"/>
+        </w:rPr>
+      </w:pPr>
+      <w:r>
+        <w:rPr>
+          <w:rFonts w:ascii="Arial" w:hAnsi="Arial"/>
+          <w:sz w:val="22"/>
+          <w:u w:val="single"/>
+        </w:rPr>
+        <w:t>Cierre de sesión</w:t>
+      </w:r>
+      <w:r>
+        <w:rPr>
+          <w:rFonts w:ascii="Arial" w:hAnsi="Arial"/>
+          <w:sz w:val="22"/>
+        </w:rPr>
+        <w:t>: finaliza su sesión para impedir que otras personas utilicen las funciones protegidas desde el mismo acceso.</w:t>
+      </w:r>
+    </w:p>
+    <w:p>
+      <w:pPr>
+        <w:jc w:val="both"/>
+        <w:rPr>
+          <w:rFonts w:ascii="Arial" w:hAnsi="Arial"/>
+          <w:sz w:val="22"/>
+        </w:rPr>
+      </w:pPr>
+      <w:r>
+        <w:rPr>
+          <w:rFonts w:ascii="Arial" w:hAnsi="Arial"/>
+          <w:sz w:val="22"/>
+        </w:rPr>
+        <w:t>El administrador también podrá consultar las alertas de stock mínimo cuando estén implementadas. Los informes y la gestión de proveedores se incorporarán únicamente si se desarrollan las ampliaciones previstas.</w:t>
+      </w:r>
+    </w:p>
+    <w:p>
+      <w:pPr>
+        <w:jc w:val="both"/>
+        <w:rPr>
+          <w:rFonts w:ascii="Arial" w:hAnsi="Arial"/>
+          <w:b/>
+          <w:bCs/>
+          <w:sz w:val="22"/>
+        </w:rPr>
+      </w:pPr>
+      <w:r>
+        <w:rPr>
+          <w:rFonts w:ascii="Arial" w:hAnsi="Arial"/>
+          <w:b/>
+          <w:bCs/>
+          <w:sz w:val="22"/>
+        </w:rPr>
+        <w:t>Flujo de navegación: Empleado</w:t>
+      </w:r>
+    </w:p>
+    <w:p>
+      <w:pPr>
+        <w:jc w:val="both"/>
+        <w:rPr>
+          <w:rFonts w:ascii="Arial" w:hAnsi="Arial"/>
+          <w:sz w:val="22"/>
+        </w:rPr>
+      </w:pPr>
+      <w:r>
+        <w:rPr>
+          <w:rFonts w:ascii="Arial" w:hAnsi="Arial"/>
+          <w:sz w:val="22"/>
+        </w:rPr>
+        <w:t>El empleado u operador se orienta principalmente a las tareas cotidianas de consulta y movimiento de mercadería. Su interfaz debe priorizar el acceso rápido al catálogo, la visualización de las existencias y el registro de las operaciones autorizadas.</w:t>
+      </w:r>
+    </w:p>
+    <w:p>
+      <w:pPr>
+        <w:pStyle w:val="Prrafodelista"/>
+        <w:numPr>
+          <w:ilvl w:val="0"/>
+          <w:numId w:val="24"/>
+        </w:numPr>
+        <w:jc w:val="both"/>
+        <w:rPr>
+          <w:rFonts w:ascii="Arial" w:hAnsi="Arial"/>
+          <w:sz w:val="22"/>
+        </w:rPr>
+      </w:pPr>
+      <w:r>
+        <w:rPr>
+          <w:rFonts w:ascii="Arial" w:hAnsi="Arial"/>
+          <w:sz w:val="22"/>
+          <w:u w:val="single"/>
+        </w:rPr>
+        <w:t>Autenticación</w:t>
+      </w:r>
+      <w:r>
+        <w:rPr>
+          <w:rFonts w:ascii="Arial" w:hAnsi="Arial"/>
+          <w:sz w:val="22"/>
+        </w:rPr>
+        <w:t>: el empleado ingresa sus credenciales y accede únicamente a las funciones autorizadas para su perfil.</w:t>
+      </w:r>
+    </w:p>
+    <w:p>
+      <w:pPr>
+        <w:pStyle w:val="Prrafodelista"/>
+        <w:numPr>
+          <w:ilvl w:val="0"/>
+          <w:numId w:val="24"/>
+        </w:numPr>
+        <w:jc w:val="both"/>
+        <w:rPr>
+          <w:rFonts w:ascii="Arial" w:hAnsi="Arial"/>
+          <w:sz w:val="22"/>
+        </w:rPr>
+      </w:pPr>
+      <w:r>
+        <w:rPr>
+          <w:rFonts w:ascii="Arial" w:hAnsi="Arial"/>
+          <w:sz w:val="22"/>
+          <w:u w:val="single"/>
+        </w:rPr>
+        <w:t>Panel principal</w:t>
+      </w:r>
+      <w:r>
+        <w:rPr>
+          <w:rFonts w:ascii="Arial" w:hAnsi="Arial"/>
+          <w:sz w:val="22"/>
+        </w:rPr>
+        <w:t>: encuentra accesos directos al inventario, los movimientos y el historial.</w:t>
+      </w:r>
+    </w:p>
+    <w:p>
+      <w:pPr>
+        <w:pStyle w:val="Prrafodelista"/>
+        <w:numPr>
+          <w:ilvl w:val="0"/>
+          <w:numId w:val="24"/>
+        </w:numPr>
+        <w:jc w:val="both"/>
+        <w:rPr>
+          <w:rFonts w:ascii="Arial" w:hAnsi="Arial"/>
+          <w:sz w:val="22"/>
+        </w:rPr>
+      </w:pPr>
+      <w:r>
+        <w:rPr>
+          <w:rFonts w:ascii="Arial" w:hAnsi="Arial"/>
+          <w:sz w:val="22"/>
+          <w:u w:val="single"/>
+        </w:rPr>
+        <w:t>Consulta del inventario</w:t>
+      </w:r>
+      <w:r>
+        <w:rPr>
+          <w:rFonts w:ascii="Arial" w:hAnsi="Arial"/>
+          <w:sz w:val="22"/>
+        </w:rPr>
+        <w:t>: busca artículos por nombre o código y aplica filtros por categoría.</w:t>
+      </w:r>
+    </w:p>
+    <w:p>
+      <w:pPr>
+        <w:pStyle w:val="Prrafodelista"/>
+        <w:numPr>
+          <w:ilvl w:val="0"/>
+          <w:numId w:val="24"/>
+        </w:numPr>
+        <w:jc w:val="both"/>
+        <w:rPr>
+          <w:rFonts w:ascii="Arial" w:hAnsi="Arial"/>
+          <w:sz w:val="22"/>
+        </w:rPr>
+      </w:pPr>
+      <w:r>
+        <w:rPr>
+          <w:rFonts w:ascii="Arial" w:hAnsi="Arial"/>
+          <w:sz w:val="22"/>
+          <w:u w:val="single"/>
+        </w:rPr>
+        <w:t>Selección del producto</w:t>
+      </w:r>
+      <w:r>
+        <w:rPr>
+          <w:rFonts w:ascii="Arial" w:hAnsi="Arial"/>
+          <w:sz w:val="22"/>
+        </w:rPr>
+        <w:t>: consulta su información y verifica las existencias antes de realizar una operación.</w:t>
+      </w:r>
+    </w:p>
+    <w:p>
+      <w:pPr>
+        <w:pStyle w:val="Prrafodelista"/>
+        <w:numPr>
+          <w:ilvl w:val="0"/>
+          <w:numId w:val="24"/>
+        </w:numPr>
+        <w:jc w:val="both"/>
+        <w:rPr>
+          <w:rFonts w:ascii="Arial" w:hAnsi="Arial"/>
+          <w:sz w:val="22"/>
+        </w:rPr>
+      </w:pPr>
+      <w:r>
+        <w:rPr>
+          <w:rFonts w:ascii="Arial" w:hAnsi="Arial"/>
+          <w:sz w:val="22"/>
+          <w:u w:val="single"/>
+        </w:rPr>
+        <w:t>Registro de entrada o salida</w:t>
+      </w:r>
+      <w:r>
+        <w:rPr>
+          <w:rFonts w:ascii="Arial" w:hAnsi="Arial"/>
+          <w:sz w:val="22"/>
+        </w:rPr>
+        <w:t>: completa la cantidad y, cuando corresponda, el motivo del movimiento. El sistema valida que la cantidad sea positiva y que una salida no supere el stock disponible.</w:t>
+      </w:r>
+    </w:p>
+    <w:p>
+      <w:pPr>
+        <w:pStyle w:val="Prrafodelista"/>
+        <w:numPr>
+          <w:ilvl w:val="0"/>
+          <w:numId w:val="24"/>
+        </w:numPr>
+        <w:jc w:val="both"/>
+        <w:rPr>
+          <w:rFonts w:ascii="Arial" w:hAnsi="Arial"/>
+          <w:sz w:val="22"/>
+        </w:rPr>
+      </w:pPr>
+      <w:r>
+        <w:rPr>
+          <w:rFonts w:ascii="Arial" w:hAnsi="Arial"/>
+          <w:sz w:val="22"/>
+          <w:u w:val="single"/>
+        </w:rPr>
+        <w:lastRenderedPageBreak/>
+        <w:t>Confirmación</w:t>
+      </w:r>
+      <w:r>
+        <w:rPr>
+          <w:rFonts w:ascii="Arial" w:hAnsi="Arial"/>
+          <w:sz w:val="22"/>
+        </w:rPr>
+        <w:t>: si la operación es válida, se actualizan las existencias y se registra el movimiento con la fecha, la hora y el usuario responsable. Si ocurre un error, la operación no debe dejar cambios parciales.</w:t>
+      </w:r>
+    </w:p>
+    <w:p>
+      <w:pPr>
+        <w:pStyle w:val="Prrafodelista"/>
+        <w:numPr>
+          <w:ilvl w:val="0"/>
+          <w:numId w:val="24"/>
+        </w:numPr>
+        <w:jc w:val="both"/>
+        <w:rPr>
+          <w:rFonts w:ascii="Arial" w:hAnsi="Arial"/>
+          <w:sz w:val="22"/>
+        </w:rPr>
+      </w:pPr>
+      <w:r>
+        <w:rPr>
+          <w:rFonts w:ascii="Arial" w:hAnsi="Arial"/>
+          <w:sz w:val="22"/>
+          <w:u w:val="single"/>
+        </w:rPr>
+        <w:t>Consulta del historial</w:t>
+      </w:r>
+      <w:r>
+        <w:rPr>
+          <w:rFonts w:ascii="Arial" w:hAnsi="Arial"/>
+          <w:sz w:val="22"/>
+        </w:rPr>
+        <w:t>: verifica el movimiento registrado y puede continuar con otra tarea.</w:t>
+      </w:r>
+    </w:p>
+    <w:p>
+      <w:pPr>
+        <w:pStyle w:val="Prrafodelista"/>
+        <w:numPr>
+          <w:ilvl w:val="0"/>
+          <w:numId w:val="24"/>
+        </w:numPr>
+        <w:jc w:val="both"/>
+        <w:rPr>
+          <w:rFonts w:ascii="Arial" w:hAnsi="Arial"/>
+          <w:sz w:val="22"/>
+        </w:rPr>
+      </w:pPr>
+      <w:r>
+        <w:rPr>
+          <w:rFonts w:ascii="Arial" w:hAnsi="Arial"/>
+          <w:sz w:val="22"/>
+          <w:u w:val="single"/>
+        </w:rPr>
+        <w:t>Cierre de sesión</w:t>
+      </w:r>
+      <w:r>
+        <w:rPr>
+          <w:rFonts w:ascii="Arial" w:hAnsi="Arial"/>
+          <w:sz w:val="22"/>
+        </w:rPr>
+        <w:t>: finaliza el acceso a las secciones protegidas.</w:t>
+      </w:r>
+    </w:p>
+    <w:p>
+      <w:pPr>
+        <w:jc w:val="both"/>
+        <w:rPr>
+          <w:rFonts w:ascii="Arial" w:hAnsi="Arial"/>
+          <w:sz w:val="22"/>
+        </w:rPr>
+      </w:pPr>
+    </w:p>
+    <w:p>
+      <w:pPr>
+        <w:jc w:val="both"/>
+        <w:rPr>
+          <w:rFonts w:ascii="Arial" w:hAnsi="Arial"/>
+          <w:sz w:val="22"/>
+        </w:rPr>
+      </w:pPr>
+      <w:r>
+        <w:rPr>
+          <w:rFonts w:ascii="Arial" w:hAnsi="Arial"/>
+          <w:b/>
+          <w:bCs/>
+          <w:sz w:val="22"/>
+        </w:rPr>
+        <w:t>Diferencias principales entre los roles</w:t>
+      </w:r>
+    </w:p>
+    <w:tbl>
+      <w:tblPr>
+        <w:tblStyle w:val="Tablaconcuadrcula"/>
+        <w:tblW w:w="0" w:type="auto"/>
+        <w:tblLook w:val="04A0" w:firstRow="1" w:lastRow="0" w:firstColumn="1" w:lastColumn="0" w:noHBand="0" w:noVBand="1"/>
+      </w:tblPr>
+      <w:tblGrid>
+        <w:gridCol w:w="2798"/>
+        <w:gridCol w:w="2619"/>
+        <w:gridCol w:w="3077"/>
+      </w:tblGrid>
+      <w:tr>
+        <w:tc>
+          <w:tcPr>
+            <w:tcW w:w="0" w:type="auto"/>
+            <w:hideMark/>
+          </w:tcPr>
+          <w:p>
+            <w:pPr>
+              <w:spacing w:after="160" w:line="278" w:lineRule="auto"/>
+              <w:jc w:val="center"/>
+              <w:rPr>
+                <w:rFonts w:ascii="Arial" w:hAnsi="Arial"/>
+                <w:b/>
+                <w:bCs/>
+                <w:sz w:val="22"/>
+              </w:rPr>
+            </w:pPr>
+            <w:r>
+              <w:rPr>
+                <w:rFonts w:ascii="Arial" w:hAnsi="Arial"/>
+                <w:b/>
+                <w:bCs/>
+                <w:sz w:val="22"/>
+              </w:rPr>
+              <w:t>Funcionalidad</w:t>
+            </w:r>
+          </w:p>
+        </w:tc>
+        <w:tc>
+          <w:tcPr>
+            <w:tcW w:w="0" w:type="auto"/>
+            <w:hideMark/>
+          </w:tcPr>
+          <w:p>
+            <w:pPr>
+              <w:spacing w:after="160" w:line="278" w:lineRule="auto"/>
+              <w:jc w:val="center"/>
+              <w:rPr>
+                <w:rFonts w:ascii="Arial" w:hAnsi="Arial"/>
+                <w:b/>
+                <w:bCs/>
+                <w:sz w:val="22"/>
+              </w:rPr>
+            </w:pPr>
+            <w:r>
+              <w:rPr>
+                <w:rFonts w:ascii="Arial" w:hAnsi="Arial"/>
+                <w:b/>
+                <w:bCs/>
+                <w:sz w:val="22"/>
+              </w:rPr>
+              <w:t>Administrador</w:t>
+            </w:r>
+          </w:p>
+        </w:tc>
+        <w:tc>
+          <w:tcPr>
+            <w:tcW w:w="0" w:type="auto"/>
+            <w:hideMark/>
+          </w:tcPr>
+          <w:p>
+            <w:pPr>
+              <w:spacing w:after="160" w:line="278" w:lineRule="auto"/>
+              <w:jc w:val="center"/>
+              <w:rPr>
+                <w:rFonts w:ascii="Arial" w:hAnsi="Arial"/>
+                <w:b/>
+                <w:bCs/>
+                <w:sz w:val="22"/>
+              </w:rPr>
+            </w:pPr>
+            <w:r>
+              <w:rPr>
+                <w:rFonts w:ascii="Arial" w:hAnsi="Arial"/>
+                <w:b/>
+                <w:bCs/>
+                <w:sz w:val="22"/>
+              </w:rPr>
+              <w:t>Empleado u operador</w:t>
+            </w:r>
+          </w:p>
+        </w:tc>
+      </w:tr>
+      <w:tr>
+        <w:tc>
+          <w:tcPr>
+            <w:tcW w:w="0" w:type="auto"/>
+            <w:hideMark/>
+          </w:tcPr>
+          <w:p>
+            <w:pPr>
+              <w:spacing w:after="160" w:line="278" w:lineRule="auto"/>
+              <w:jc w:val="center"/>
+              <w:rPr>
+                <w:rFonts w:ascii="Arial" w:hAnsi="Arial"/>
+                <w:b/>
+                <w:bCs/>
+                <w:sz w:val="22"/>
+              </w:rPr>
+            </w:pPr>
+            <w:r>
+              <w:rPr>
+                <w:rFonts w:ascii="Arial" w:hAnsi="Arial"/>
+                <w:b/>
+                <w:bCs/>
+                <w:sz w:val="22"/>
+              </w:rPr>
+              <w:t>Consultar y buscar productos</w:t>
+            </w:r>
+          </w:p>
+        </w:tc>
+        <w:tc>
+          <w:tcPr>
+            <w:tcW w:w="0" w:type="auto"/>
+            <w:hideMark/>
+          </w:tcPr>
+          <w:p>
+            <w:pPr>
+              <w:spacing w:after="160" w:line="278" w:lineRule="auto"/>
+              <w:jc w:val="center"/>
+              <w:rPr>
+                <w:rFonts w:ascii="Arial" w:hAnsi="Arial"/>
+                <w:sz w:val="22"/>
+              </w:rPr>
+            </w:pPr>
+            <w:r>
+              <w:rPr>
+                <w:rFonts w:ascii="Arial" w:hAnsi="Arial"/>
+                <w:sz w:val="22"/>
+              </w:rPr>
+              <w:t>Sí</w:t>
+            </w:r>
+          </w:p>
+        </w:tc>
+        <w:tc>
+          <w:tcPr>
+            <w:tcW w:w="0" w:type="auto"/>
+            <w:hideMark/>
+          </w:tcPr>
+          <w:p>
+            <w:pPr>
+              <w:spacing w:after="160" w:line="278" w:lineRule="auto"/>
+              <w:jc w:val="center"/>
+              <w:rPr>
+                <w:rFonts w:ascii="Arial" w:hAnsi="Arial"/>
+                <w:sz w:val="22"/>
+              </w:rPr>
+            </w:pPr>
+            <w:r>
+              <w:rPr>
+                <w:rFonts w:ascii="Arial" w:hAnsi="Arial"/>
+                <w:sz w:val="22"/>
+              </w:rPr>
+              <w:t>Sí</w:t>
+            </w:r>
+          </w:p>
+        </w:tc>
+      </w:tr>
+      <w:tr>
+        <w:tc>
+          <w:tcPr>
+            <w:tcW w:w="0" w:type="auto"/>
+            <w:hideMark/>
+          </w:tcPr>
+          <w:p>
+            <w:pPr>
+              <w:spacing w:after="160" w:line="278" w:lineRule="auto"/>
+              <w:jc w:val="center"/>
+              <w:rPr>
+                <w:rFonts w:ascii="Arial" w:hAnsi="Arial"/>
+                <w:b/>
+                <w:bCs/>
+                <w:sz w:val="22"/>
+              </w:rPr>
+            </w:pPr>
+            <w:r>
+              <w:rPr>
+                <w:rFonts w:ascii="Arial" w:hAnsi="Arial"/>
+                <w:b/>
+                <w:bCs/>
+                <w:sz w:val="22"/>
+              </w:rPr>
+              <w:t>Ver detalle de productos</w:t>
+            </w:r>
+          </w:p>
+        </w:tc>
+        <w:tc>
+          <w:tcPr>
+            <w:tcW w:w="0" w:type="auto"/>
+            <w:hideMark/>
+          </w:tcPr>
+          <w:p>
+            <w:pPr>
+              <w:spacing w:after="160" w:line="278" w:lineRule="auto"/>
+              <w:jc w:val="center"/>
+              <w:rPr>
+                <w:rFonts w:ascii="Arial" w:hAnsi="Arial"/>
+                <w:sz w:val="22"/>
+              </w:rPr>
+            </w:pPr>
+            <w:r>
+              <w:rPr>
+                <w:rFonts w:ascii="Arial" w:hAnsi="Arial"/>
+                <w:sz w:val="22"/>
+              </w:rPr>
+              <w:t>Sí</w:t>
+            </w:r>
+          </w:p>
+        </w:tc>
+        <w:tc>
+          <w:tcPr>
+            <w:tcW w:w="0" w:type="auto"/>
+            <w:hideMark/>
+          </w:tcPr>
+          <w:p>
+            <w:pPr>
+              <w:spacing w:after="160" w:line="278" w:lineRule="auto"/>
+              <w:jc w:val="center"/>
+              <w:rPr>
+                <w:rFonts w:ascii="Arial" w:hAnsi="Arial"/>
+                <w:sz w:val="22"/>
+              </w:rPr>
+            </w:pPr>
+            <w:r>
+              <w:rPr>
+                <w:rFonts w:ascii="Arial" w:hAnsi="Arial"/>
+                <w:sz w:val="22"/>
+              </w:rPr>
+              <w:t>Sí</w:t>
+            </w:r>
+          </w:p>
+        </w:tc>
+      </w:tr>
+      <w:tr>
+        <w:tc>
+          <w:tcPr>
+            <w:tcW w:w="0" w:type="auto"/>
+            <w:hideMark/>
+          </w:tcPr>
+          <w:p>
+            <w:pPr>
+              <w:spacing w:after="160" w:line="278" w:lineRule="auto"/>
+              <w:jc w:val="center"/>
+              <w:rPr>
+                <w:rFonts w:ascii="Arial" w:hAnsi="Arial"/>
+                <w:b/>
+                <w:bCs/>
+                <w:sz w:val="22"/>
+              </w:rPr>
+            </w:pPr>
+            <w:r>
+              <w:rPr>
+                <w:rFonts w:ascii="Arial" w:hAnsi="Arial"/>
+                <w:b/>
+                <w:bCs/>
+                <w:sz w:val="22"/>
+              </w:rPr>
+              <w:t>Registrar productos</w:t>
+            </w:r>
+          </w:p>
+        </w:tc>
+        <w:tc>
+          <w:tcPr>
+            <w:tcW w:w="0" w:type="auto"/>
+            <w:hideMark/>
+          </w:tcPr>
+          <w:p>
+            <w:pPr>
+              <w:spacing w:after="160" w:line="278" w:lineRule="auto"/>
+              <w:jc w:val="center"/>
+              <w:rPr>
+                <w:rFonts w:ascii="Arial" w:hAnsi="Arial"/>
+                <w:sz w:val="22"/>
+              </w:rPr>
+            </w:pPr>
+            <w:r>
+              <w:rPr>
+                <w:rFonts w:ascii="Arial" w:hAnsi="Arial"/>
+                <w:sz w:val="22"/>
+              </w:rPr>
+              <w:t>Sí</w:t>
+            </w:r>
+          </w:p>
+        </w:tc>
+        <w:tc>
+          <w:tcPr>
+            <w:tcW w:w="0" w:type="auto"/>
+            <w:hideMark/>
+          </w:tcPr>
+          <w:p>
+            <w:pPr>
+              <w:spacing w:after="160" w:line="278" w:lineRule="auto"/>
+              <w:jc w:val="center"/>
+              <w:rPr>
+                <w:rFonts w:ascii="Arial" w:hAnsi="Arial"/>
+                <w:sz w:val="22"/>
+              </w:rPr>
+            </w:pPr>
+            <w:r>
+              <w:rPr>
+                <w:rFonts w:ascii="Arial" w:hAnsi="Arial"/>
+                <w:sz w:val="22"/>
+              </w:rPr>
+              <w:t>No</w:t>
+            </w:r>
+          </w:p>
+        </w:tc>
+      </w:tr>
+      <w:tr>
+        <w:tc>
+          <w:tcPr>
+            <w:tcW w:w="0" w:type="auto"/>
+            <w:hideMark/>
+          </w:tcPr>
+          <w:p>
+            <w:pPr>
+              <w:spacing w:after="160" w:line="278" w:lineRule="auto"/>
+              <w:jc w:val="center"/>
+              <w:rPr>
+                <w:rFonts w:ascii="Arial" w:hAnsi="Arial"/>
+                <w:b/>
+                <w:bCs/>
+                <w:sz w:val="22"/>
+              </w:rPr>
+            </w:pPr>
+            <w:r>
+              <w:rPr>
+                <w:rFonts w:ascii="Arial" w:hAnsi="Arial"/>
+                <w:b/>
+                <w:bCs/>
+                <w:sz w:val="22"/>
+              </w:rPr>
+              <w:t>Editar datos generales</w:t>
+            </w:r>
+          </w:p>
+        </w:tc>
+        <w:tc>
+          <w:tcPr>
+            <w:tcW w:w="0" w:type="auto"/>
+            <w:hideMark/>
+          </w:tcPr>
+          <w:p>
+            <w:pPr>
+              <w:spacing w:after="160" w:line="278" w:lineRule="auto"/>
+              <w:jc w:val="center"/>
+              <w:rPr>
+                <w:rFonts w:ascii="Arial" w:hAnsi="Arial"/>
+                <w:sz w:val="22"/>
+              </w:rPr>
+            </w:pPr>
+            <w:r>
+              <w:rPr>
+                <w:rFonts w:ascii="Arial" w:hAnsi="Arial"/>
+                <w:sz w:val="22"/>
+              </w:rPr>
+              <w:t>Sí</w:t>
+            </w:r>
+          </w:p>
+        </w:tc>
+        <w:tc>
+          <w:tcPr>
+            <w:tcW w:w="0" w:type="auto"/>
+            <w:hideMark/>
+          </w:tcPr>
+          <w:p>
+            <w:pPr>
+              <w:spacing w:after="160" w:line="278" w:lineRule="auto"/>
+              <w:jc w:val="center"/>
+              <w:rPr>
+                <w:rFonts w:ascii="Arial" w:hAnsi="Arial"/>
+                <w:sz w:val="22"/>
+              </w:rPr>
+            </w:pPr>
+            <w:r>
+              <w:rPr>
+                <w:rFonts w:ascii="Arial" w:hAnsi="Arial"/>
+                <w:sz w:val="22"/>
+              </w:rPr>
+              <w:t>No</w:t>
+            </w:r>
+          </w:p>
+        </w:tc>
+      </w:tr>
+      <w:tr>
+        <w:tc>
+          <w:tcPr>
+            <w:tcW w:w="0" w:type="auto"/>
+            <w:hideMark/>
+          </w:tcPr>
+          <w:p>
+            <w:pPr>
+              <w:spacing w:after="160" w:line="278" w:lineRule="auto"/>
+              <w:jc w:val="center"/>
+              <w:rPr>
+                <w:rFonts w:ascii="Arial" w:hAnsi="Arial"/>
+                <w:b/>
+                <w:bCs/>
+                <w:sz w:val="22"/>
+              </w:rPr>
+            </w:pPr>
+            <w:r>
+              <w:rPr>
+                <w:rFonts w:ascii="Arial" w:hAnsi="Arial"/>
+                <w:b/>
+                <w:bCs/>
+                <w:sz w:val="22"/>
+              </w:rPr>
+              <w:t>Administrar categorías</w:t>
+            </w:r>
+          </w:p>
+        </w:tc>
+        <w:tc>
+          <w:tcPr>
+            <w:tcW w:w="0" w:type="auto"/>
+            <w:hideMark/>
+          </w:tcPr>
+          <w:p>
+            <w:pPr>
+              <w:spacing w:after="160" w:line="278" w:lineRule="auto"/>
+              <w:jc w:val="center"/>
+              <w:rPr>
+                <w:rFonts w:ascii="Arial" w:hAnsi="Arial"/>
+                <w:sz w:val="22"/>
+              </w:rPr>
+            </w:pPr>
+            <w:r>
+              <w:rPr>
+                <w:rFonts w:ascii="Arial" w:hAnsi="Arial"/>
+                <w:sz w:val="22"/>
+              </w:rPr>
+              <w:t>Sí</w:t>
+            </w:r>
+          </w:p>
+        </w:tc>
+        <w:tc>
+          <w:tcPr>
+            <w:tcW w:w="0" w:type="auto"/>
+            <w:hideMark/>
+          </w:tcPr>
+          <w:p>
+            <w:pPr>
+              <w:spacing w:after="160" w:line="278" w:lineRule="auto"/>
+              <w:jc w:val="center"/>
+              <w:rPr>
+                <w:rFonts w:ascii="Arial" w:hAnsi="Arial"/>
+                <w:sz w:val="22"/>
+              </w:rPr>
+            </w:pPr>
+            <w:r>
+              <w:rPr>
+                <w:rFonts w:ascii="Arial" w:hAnsi="Arial"/>
+                <w:sz w:val="22"/>
+              </w:rPr>
+              <w:t>No</w:t>
+            </w:r>
+          </w:p>
+        </w:tc>
+      </w:tr>
+      <w:tr>
+        <w:tc>
+          <w:tcPr>
+            <w:tcW w:w="0" w:type="auto"/>
+            <w:hideMark/>
+          </w:tcPr>
+          <w:p>
+            <w:pPr>
+              <w:spacing w:after="160" w:line="278" w:lineRule="auto"/>
+              <w:jc w:val="center"/>
+              <w:rPr>
+                <w:rFonts w:ascii="Arial" w:hAnsi="Arial"/>
+                <w:b/>
+                <w:bCs/>
+                <w:sz w:val="22"/>
+              </w:rPr>
+            </w:pPr>
+            <w:r>
+              <w:rPr>
+                <w:rFonts w:ascii="Arial" w:hAnsi="Arial"/>
+                <w:b/>
+                <w:bCs/>
+                <w:sz w:val="22"/>
+              </w:rPr>
+              <w:t>Registrar entradas y salidas</w:t>
+            </w:r>
+          </w:p>
+        </w:tc>
+        <w:tc>
+          <w:tcPr>
+            <w:tcW w:w="0" w:type="auto"/>
+            <w:hideMark/>
+          </w:tcPr>
+          <w:p>
+            <w:pPr>
+              <w:spacing w:after="160" w:line="278" w:lineRule="auto"/>
+              <w:jc w:val="center"/>
+              <w:rPr>
+                <w:rFonts w:ascii="Arial" w:hAnsi="Arial"/>
+                <w:sz w:val="22"/>
+              </w:rPr>
+            </w:pPr>
+            <w:r>
+              <w:rPr>
+                <w:rFonts w:ascii="Arial" w:hAnsi="Arial"/>
+                <w:sz w:val="22"/>
+              </w:rPr>
+              <w:t>Sí</w:t>
+            </w:r>
+          </w:p>
+        </w:tc>
+        <w:tc>
+          <w:tcPr>
+            <w:tcW w:w="0" w:type="auto"/>
+            <w:hideMark/>
+          </w:tcPr>
+          <w:p>
+            <w:pPr>
+              <w:spacing w:after="160" w:line="278" w:lineRule="auto"/>
+              <w:jc w:val="center"/>
+              <w:rPr>
+                <w:rFonts w:ascii="Arial" w:hAnsi="Arial"/>
+                <w:sz w:val="22"/>
+              </w:rPr>
+            </w:pPr>
+            <w:r>
+              <w:rPr>
+                <w:rFonts w:ascii="Arial" w:hAnsi="Arial"/>
+                <w:sz w:val="22"/>
+              </w:rPr>
+              <w:t>Sí, según permisos</w:t>
+            </w:r>
+          </w:p>
+        </w:tc>
+      </w:tr>
+      <w:tr>
+        <w:tc>
+          <w:tcPr>
+            <w:tcW w:w="0" w:type="auto"/>
+            <w:hideMark/>
+          </w:tcPr>
+          <w:p>
+            <w:pPr>
+              <w:spacing w:after="160" w:line="278" w:lineRule="auto"/>
+              <w:jc w:val="center"/>
+              <w:rPr>
+                <w:rFonts w:ascii="Arial" w:hAnsi="Arial"/>
+                <w:b/>
+                <w:bCs/>
+                <w:sz w:val="22"/>
+              </w:rPr>
+            </w:pPr>
+            <w:r>
+              <w:rPr>
+                <w:rFonts w:ascii="Arial" w:hAnsi="Arial"/>
+                <w:b/>
+                <w:bCs/>
+                <w:sz w:val="22"/>
+              </w:rPr>
+              <w:t>Consultar historial</w:t>
+            </w:r>
+          </w:p>
+        </w:tc>
+        <w:tc>
+          <w:tcPr>
+            <w:tcW w:w="0" w:type="auto"/>
+            <w:hideMark/>
+          </w:tcPr>
+          <w:p>
+            <w:pPr>
+              <w:spacing w:after="160" w:line="278" w:lineRule="auto"/>
+              <w:jc w:val="center"/>
+              <w:rPr>
+                <w:rFonts w:ascii="Arial" w:hAnsi="Arial"/>
+                <w:sz w:val="22"/>
+              </w:rPr>
+            </w:pPr>
+            <w:r>
+              <w:rPr>
+                <w:rFonts w:ascii="Arial" w:hAnsi="Arial"/>
+                <w:sz w:val="22"/>
+              </w:rPr>
+              <w:t>Sí</w:t>
+            </w:r>
+          </w:p>
+        </w:tc>
+        <w:tc>
+          <w:tcPr>
+            <w:tcW w:w="0" w:type="auto"/>
+            <w:hideMark/>
+          </w:tcPr>
+          <w:p>
+            <w:pPr>
+              <w:spacing w:after="160" w:line="278" w:lineRule="auto"/>
+              <w:jc w:val="center"/>
+              <w:rPr>
+                <w:rFonts w:ascii="Arial" w:hAnsi="Arial"/>
+                <w:sz w:val="22"/>
+              </w:rPr>
+            </w:pPr>
+            <w:r>
+              <w:rPr>
+                <w:rFonts w:ascii="Arial" w:hAnsi="Arial"/>
+                <w:sz w:val="22"/>
+              </w:rPr>
+              <w:t>Sí</w:t>
+            </w:r>
+          </w:p>
+        </w:tc>
+      </w:tr>
+      <w:tr>
+        <w:tc>
+          <w:tcPr>
+            <w:tcW w:w="0" w:type="auto"/>
+            <w:hideMark/>
+          </w:tcPr>
+          <w:p>
+            <w:pPr>
+              <w:spacing w:after="160" w:line="278" w:lineRule="auto"/>
+              <w:jc w:val="center"/>
+              <w:rPr>
+                <w:rFonts w:ascii="Arial" w:hAnsi="Arial"/>
+                <w:b/>
+                <w:bCs/>
+                <w:sz w:val="22"/>
+              </w:rPr>
+            </w:pPr>
+            <w:r>
+              <w:rPr>
+                <w:rFonts w:ascii="Arial" w:hAnsi="Arial"/>
+                <w:b/>
+                <w:bCs/>
+                <w:sz w:val="22"/>
+              </w:rPr>
+              <w:t>Definir stock mínimo</w:t>
+            </w:r>
+          </w:p>
+        </w:tc>
+        <w:tc>
+          <w:tcPr>
+            <w:tcW w:w="0" w:type="auto"/>
+            <w:hideMark/>
+          </w:tcPr>
+          <w:p>
+            <w:pPr>
+              <w:spacing w:after="160" w:line="278" w:lineRule="auto"/>
+              <w:jc w:val="center"/>
+              <w:rPr>
+                <w:rFonts w:ascii="Arial" w:hAnsi="Arial"/>
+                <w:sz w:val="22"/>
+              </w:rPr>
+            </w:pPr>
+            <w:r>
+              <w:rPr>
+                <w:rFonts w:ascii="Arial" w:hAnsi="Arial"/>
+                <w:sz w:val="22"/>
+              </w:rPr>
+              <w:t>Sí</w:t>
+            </w:r>
+          </w:p>
+        </w:tc>
+        <w:tc>
+          <w:tcPr>
+            <w:tcW w:w="0" w:type="auto"/>
+            <w:hideMark/>
+          </w:tcPr>
+          <w:p>
+            <w:pPr>
+              <w:spacing w:after="160" w:line="278" w:lineRule="auto"/>
+              <w:jc w:val="center"/>
+              <w:rPr>
+                <w:rFonts w:ascii="Arial" w:hAnsi="Arial"/>
+                <w:sz w:val="22"/>
+              </w:rPr>
+            </w:pPr>
+            <w:r>
+              <w:rPr>
+                <w:rFonts w:ascii="Arial" w:hAnsi="Arial"/>
+                <w:sz w:val="22"/>
+              </w:rPr>
+              <w:t>No</w:t>
+            </w:r>
+          </w:p>
+        </w:tc>
+      </w:tr>
+      <w:tr>
+        <w:tc>
+          <w:tcPr>
+            <w:tcW w:w="0" w:type="auto"/>
+            <w:hideMark/>
+          </w:tcPr>
+          <w:p>
+            <w:pPr>
+              <w:spacing w:after="160" w:line="278" w:lineRule="auto"/>
+              <w:jc w:val="center"/>
+              <w:rPr>
+                <w:rFonts w:ascii="Arial" w:hAnsi="Arial"/>
+                <w:b/>
+                <w:bCs/>
+                <w:sz w:val="22"/>
+              </w:rPr>
+            </w:pPr>
+            <w:r>
+              <w:rPr>
+                <w:rFonts w:ascii="Arial" w:hAnsi="Arial"/>
+                <w:b/>
+                <w:bCs/>
+                <w:sz w:val="22"/>
+              </w:rPr>
+              <w:t>Administrar usuarios y permisos</w:t>
+            </w:r>
+          </w:p>
+        </w:tc>
+        <w:tc>
+          <w:tcPr>
+            <w:tcW w:w="0" w:type="auto"/>
+            <w:hideMark/>
+          </w:tcPr>
+          <w:p>
+            <w:pPr>
+              <w:spacing w:after="160" w:line="278" w:lineRule="auto"/>
+              <w:jc w:val="center"/>
+              <w:rPr>
+                <w:rFonts w:ascii="Arial" w:hAnsi="Arial"/>
+                <w:sz w:val="22"/>
+              </w:rPr>
+            </w:pPr>
+            <w:r>
+              <w:rPr>
+                <w:rFonts w:ascii="Arial" w:hAnsi="Arial"/>
+                <w:sz w:val="22"/>
+              </w:rPr>
+              <w:t>Sí, si está implementado</w:t>
+            </w:r>
+          </w:p>
+        </w:tc>
+        <w:tc>
+          <w:tcPr>
+            <w:tcW w:w="0" w:type="auto"/>
+            <w:hideMark/>
+          </w:tcPr>
+          <w:p>
+            <w:pPr>
+              <w:spacing w:after="160" w:line="278" w:lineRule="auto"/>
+              <w:jc w:val="center"/>
+              <w:rPr>
+                <w:rFonts w:ascii="Arial" w:hAnsi="Arial"/>
+                <w:sz w:val="22"/>
+              </w:rPr>
+            </w:pPr>
+            <w:r>
+              <w:rPr>
+                <w:rFonts w:ascii="Arial" w:hAnsi="Arial"/>
+                <w:sz w:val="22"/>
+              </w:rPr>
+              <w:t>No</w:t>
+            </w:r>
+          </w:p>
+        </w:tc>
+      </w:tr>
+      <w:tr>
+        <w:tc>
+          <w:tcPr>
+            <w:tcW w:w="0" w:type="auto"/>
+            <w:hideMark/>
+          </w:tcPr>
+          <w:p>
+            <w:pPr>
+              <w:spacing w:after="160" w:line="278" w:lineRule="auto"/>
+              <w:jc w:val="center"/>
+              <w:rPr>
+                <w:rFonts w:ascii="Arial" w:hAnsi="Arial"/>
+                <w:b/>
+                <w:bCs/>
+                <w:sz w:val="22"/>
+              </w:rPr>
+            </w:pPr>
+            <w:r>
+              <w:rPr>
+                <w:rFonts w:ascii="Arial" w:hAnsi="Arial"/>
+                <w:b/>
+                <w:bCs/>
+                <w:sz w:val="22"/>
+              </w:rPr>
+              <w:t>Consultar alertas de stock bajo</w:t>
+            </w:r>
+          </w:p>
+        </w:tc>
+        <w:tc>
+          <w:tcPr>
+            <w:tcW w:w="0" w:type="auto"/>
+            <w:hideMark/>
+          </w:tcPr>
+          <w:p>
+            <w:pPr>
+              <w:spacing w:after="160" w:line="278" w:lineRule="auto"/>
+              <w:jc w:val="center"/>
+              <w:rPr>
+                <w:rFonts w:ascii="Arial" w:hAnsi="Arial"/>
+                <w:sz w:val="22"/>
+              </w:rPr>
+            </w:pPr>
+            <w:r>
+              <w:rPr>
+                <w:rFonts w:ascii="Arial" w:hAnsi="Arial"/>
+                <w:sz w:val="22"/>
+              </w:rPr>
+              <w:t>Sí, cuando estén implementadas</w:t>
+            </w:r>
+          </w:p>
+        </w:tc>
+        <w:tc>
+          <w:tcPr>
+            <w:tcW w:w="0" w:type="auto"/>
+            <w:hideMark/>
+          </w:tcPr>
+          <w:p>
+            <w:pPr>
+              <w:spacing w:after="160" w:line="278" w:lineRule="auto"/>
+              <w:jc w:val="center"/>
+              <w:rPr>
+                <w:rFonts w:ascii="Arial" w:hAnsi="Arial"/>
+                <w:sz w:val="22"/>
+              </w:rPr>
+            </w:pPr>
+            <w:r>
+              <w:rPr>
+                <w:rFonts w:ascii="Arial" w:hAnsi="Arial"/>
+                <w:sz w:val="22"/>
+              </w:rPr>
+              <w:t>Sí, cuando estén implementadas</w:t>
+            </w:r>
+          </w:p>
+        </w:tc>
+      </w:tr>
+      <w:tr>
+        <w:tc>
+          <w:tcPr>
+            <w:tcW w:w="0" w:type="auto"/>
+            <w:hideMark/>
+          </w:tcPr>
+          <w:p>
+            <w:pPr>
+              <w:spacing w:after="160" w:line="278" w:lineRule="auto"/>
+              <w:jc w:val="center"/>
+              <w:rPr>
+                <w:rFonts w:ascii="Arial" w:hAnsi="Arial"/>
+                <w:b/>
+                <w:bCs/>
+                <w:sz w:val="22"/>
+              </w:rPr>
+            </w:pPr>
+            <w:r>
+              <w:rPr>
+                <w:rFonts w:ascii="Arial" w:hAnsi="Arial"/>
+                <w:b/>
+                <w:bCs/>
+                <w:sz w:val="22"/>
+              </w:rPr>
+              <w:t>Gestionar proveedores e informes</w:t>
+            </w:r>
+          </w:p>
+        </w:tc>
+        <w:tc>
+          <w:tcPr>
+            <w:tcW w:w="0" w:type="auto"/>
+            <w:hideMark/>
+          </w:tcPr>
+          <w:p>
+            <w:pPr>
+              <w:spacing w:after="160" w:line="278" w:lineRule="auto"/>
+              <w:jc w:val="center"/>
+              <w:rPr>
+                <w:rFonts w:ascii="Arial" w:hAnsi="Arial"/>
+                <w:sz w:val="22"/>
+              </w:rPr>
+            </w:pPr>
+            <w:r>
+              <w:rPr>
+                <w:rFonts w:ascii="Arial" w:hAnsi="Arial"/>
+                <w:sz w:val="22"/>
+              </w:rPr>
+              <w:t>Según futuras funcionalidades</w:t>
+            </w:r>
+          </w:p>
+        </w:tc>
+        <w:tc>
+          <w:tcPr>
+            <w:tcW w:w="0" w:type="auto"/>
+            <w:hideMark/>
+          </w:tcPr>
+          <w:p>
+            <w:pPr>
+              <w:spacing w:after="160" w:line="278" w:lineRule="auto"/>
+              <w:jc w:val="center"/>
+              <w:rPr>
+                <w:rFonts w:ascii="Arial" w:hAnsi="Arial"/>
+                <w:sz w:val="22"/>
+              </w:rPr>
+            </w:pPr>
+            <w:r>
+              <w:rPr>
+                <w:rFonts w:ascii="Arial" w:hAnsi="Arial"/>
+                <w:sz w:val="22"/>
+              </w:rPr>
+              <w:t>Según futuras funcionalidades y permisos</w:t>
+            </w:r>
+          </w:p>
+        </w:tc>
+      </w:tr>
+    </w:tbl>
+    <w:p>
+      <w:pPr>
+        <w:jc w:val="center"/>
         <w:rPr>
           <w:rFonts w:ascii="Arial" w:hAnsi="Arial"/>
           <w:b/>
           <w:bCs/>
           <w:szCs w:val="28"/>
         </w:rPr>
-        <w:t>Identidad visual</w:t>
-      </w:r>
-      <w:r>
+      </w:pPr>
+    </w:p>
+    <w:p>
+      <w:pPr>
         <w:rPr>
           <w:rFonts w:ascii="Arial" w:hAnsi="Arial"/>
           <w:b/>
           <w:bCs/>
           <w:szCs w:val="28"/>
         </w:rPr>
-        <w:t xml:space="preserve"> (</w:t>
-      </w:r>
+      </w:pPr>
       <w:r>
         <w:rPr>
           <w:rFonts w:ascii="Arial" w:hAnsi="Arial"/>
@@ -299,17 +3365,17 @@
           <w:bCs/>
           <w:szCs w:val="28"/>
         </w:rPr>
-        <w:t>Manual de marca)</w:t>
-      </w:r>
-    </w:p>
-    <w:p>
-      <w:pPr>
-        <w:jc w:val="both"/>
+        <w:br w:type="page"/>
+      </w:r>
+    </w:p>
+    <w:p>
+      <w:pPr>
+        <w:jc w:val="center"/>
         <w:rPr>
           <w:rFonts w:ascii="Arial" w:hAnsi="Arial"/>
           <w:b/>
           <w:bCs/>
-          <w:sz w:val="22"/>
+          <w:szCs w:val="28"/>
         </w:rPr>
       </w:pPr>
       <w:r>
@@ -317,29 +3383,40 @@
           <w:rFonts w:ascii="Arial" w:hAnsi="Arial"/>
           <w:b/>
           <w:bCs/>
-          <w:sz w:val="22"/>
-        </w:rPr>
-        <w:t>Paleta de colores</w:t>
-      </w:r>
-    </w:p>
-    <w:p>
-      <w:pPr>
-        <w:jc w:val="both"/>
+          <w:szCs w:val="28"/>
+        </w:rPr>
+        <w:lastRenderedPageBreak/>
+        <w:t>Identidad visual</w:t>
+      </w:r>
+      <w:r>
         <w:rPr>
           <w:rFonts w:ascii="Arial" w:hAnsi="Arial"/>
           <w:b/>
           <w:bCs/>
-          <w:sz w:val="22"/>
-        </w:rPr>
-      </w:pPr>
+          <w:szCs w:val="28"/>
+        </w:rPr>
+        <w:t xml:space="preserve"> (</w:t>
+      </w:r>
+      <w:hyperlink r:id="rId19" w:history="1">
+        <w:r>
+          <w:rPr>
+            <w:rStyle w:val="Hipervnculo"/>
+            <w:rFonts w:ascii="Arial" w:hAnsi="Arial"/>
+            <w:b/>
+            <w:bCs/>
+            <w:szCs w:val="28"/>
+          </w:rPr>
+          <w:t>Manual de marca</w:t>
+        </w:r>
+      </w:hyperlink>
       <w:r>
         <w:rPr>
           <w:rFonts w:ascii="Arial" w:hAnsi="Arial"/>
           <w:b/>
           <w:bCs/>
-          <w:sz w:val="22"/>
-        </w:rPr>
-        <w:t>Tipografías</w:t>
+          <w:szCs w:val="28"/>
+        </w:rPr>
+        <w:t>)</w:t>
       </w:r>
     </w:p>
     <w:p>
@@ -359,14 +3436,705 @@
           <w:bCs/>
           <w:sz w:val="22"/>
         </w:rPr>
-        <w:t>Iconografía</w:t>
+        <w:t>Paleta de colores</w:t>
+      </w:r>
+    </w:p>
+    <w:p>
+      <w:pPr>
+        <w:jc w:val="both"/>
+        <w:rPr>
+          <w:rFonts w:ascii="Arial" w:hAnsi="Arial"/>
+          <w:sz w:val="22"/>
+        </w:rPr>
+      </w:pPr>
+      <w:r>
+        <w:rPr>
+          <w:rFonts w:ascii="Arial" w:hAnsi="Arial"/>
+          <w:b/>
+          <w:bCs/>
+          <w:noProof/>
+          <w:sz w:val="22"/>
+        </w:rPr>
+        <w:drawing>
+          <wp:anchor distT="0" distB="0" distL="114300" distR="114300" simplePos="0" relativeHeight="251658240" behindDoc="0" locked="0" layoutInCell="1" allowOverlap="1" wp14:anchorId="45CBFD79" wp14:editId="4F4A0063">
+            <wp:simplePos x="0" y="0"/>
+            <wp:positionH relativeFrom="margin">
+              <wp:align>center</wp:align>
+            </wp:positionH>
+            <wp:positionV relativeFrom="paragraph">
+              <wp:posOffset>774065</wp:posOffset>
+            </wp:positionV>
+            <wp:extent cx="1405255" cy="1405255"/>
+            <wp:effectExtent l="0" t="0" r="4445" b="4445"/>
+            <wp:wrapTopAndBottom/>
+            <wp:docPr id="1247043239" name="Imagen 3"/>
+            <wp:cNvGraphicFramePr>
+              <a:graphicFrameLocks xmlns:a="http://schemas.openxmlformats.org/drawingml/2006/main" noChangeAspect="1"/>
+            </wp:cNvGraphicFramePr>
+            <a:graphic xmlns:a="http://schemas.openxmlformats.org/drawingml/2006/main">
+              <a:graphicData uri="http://schemas.openxmlformats.org/drawingml/2006/picture">
+                <pic:pic xmlns:pic="http://schemas.openxmlformats.org/drawingml/2006/picture">
+                  <pic:nvPicPr>
+                    <pic:cNvPr id="1247043239" name="Imagen 1247043239"/>
+                    <pic:cNvPicPr/>
+                  </pic:nvPicPr>
+                  <pic:blipFill>
+                    <a:blip r:embed="rId20" cstate="print">
+                      <a:extLst>
+                        <a:ext uri="{28A0092B-C50C-407E-A947-70E740481C1C}">
+                          <a14:useLocalDpi xmlns:a14="http://schemas.microsoft.com/office/drawing/2010/main" val="0"/>
+                        </a:ext>
+                      </a:extLst>
+                    </a:blip>
+                    <a:stretch>
+                      <a:fillRect/>
+                    </a:stretch>
+                  </pic:blipFill>
+                  <pic:spPr>
+                    <a:xfrm>
+                      <a:off x="0" y="0"/>
+                      <a:ext cx="1405255" cy="1405255"/>
+                    </a:xfrm>
+                    <a:prstGeom prst="rect">
+                      <a:avLst/>
+                    </a:prstGeom>
+                  </pic:spPr>
+                </pic:pic>
+              </a:graphicData>
+            </a:graphic>
+            <wp14:sizeRelH relativeFrom="margin">
+              <wp14:pctWidth>0</wp14:pctWidth>
+            </wp14:sizeRelH>
+            <wp14:sizeRelV relativeFrom="margin">
+              <wp14:pctHeight>0</wp14:pctHeight>
+            </wp14:sizeRelV>
+          </wp:anchor>
+        </w:drawing>
+      </w:r>
+      <w:r>
+        <w:rPr>
+          <w:rFonts w:ascii="Arial" w:hAnsi="Arial"/>
+          <w:sz w:val="22"/>
+        </w:rPr>
+        <w:t xml:space="preserve">La identidad visual de </w:t>
+      </w:r>
+      <w:proofErr w:type="spellStart"/>
+      <w:r>
+        <w:rPr>
+          <w:rFonts w:ascii="Arial" w:hAnsi="Arial"/>
+          <w:sz w:val="22"/>
+        </w:rPr>
+        <w:t>Stoq</w:t>
+      </w:r>
+      <w:proofErr w:type="spellEnd"/>
+      <w:r>
+        <w:rPr>
+          <w:rFonts w:ascii="Arial" w:hAnsi="Arial"/>
+          <w:sz w:val="22"/>
+        </w:rPr>
+        <w:t xml:space="preserve"> utiliza una paleta basada en cuatro tonos de azul, seleccionados para transmitir confianza, claridad, organización y profesionalismo. Estos colores se aplican de manera consistente en las pantallas, los componentes reutilizables y los estados de interacción.</w:t>
+      </w:r>
+    </w:p>
+    <w:p>
+      <w:pPr>
+        <w:jc w:val="both"/>
+        <w:rPr>
+          <w:rFonts w:ascii="Arial" w:hAnsi="Arial"/>
+          <w:sz w:val="22"/>
+          <w:u w:val="single"/>
+        </w:rPr>
+      </w:pPr>
+      <w:r>
+        <w:rPr>
+          <w:rFonts w:ascii="Arial" w:hAnsi="Arial"/>
+          <w:sz w:val="22"/>
+          <w:u w:val="single"/>
+        </w:rPr>
+        <w:t>Celeste muy claro</w:t>
+      </w:r>
+    </w:p>
+    <w:p>
+      <w:pPr>
+        <w:jc w:val="both"/>
+        <w:rPr>
+          <w:rFonts w:ascii="Arial" w:hAnsi="Arial"/>
+          <w:sz w:val="22"/>
+        </w:rPr>
+      </w:pPr>
+      <w:r>
+        <w:rPr>
+          <w:rFonts w:ascii="Arial" w:hAnsi="Arial"/>
+          <w:sz w:val="22"/>
+        </w:rPr>
+        <w:t>RGB: 227, 242, 253</w:t>
+      </w:r>
+    </w:p>
+    <w:p>
+      <w:pPr>
+        <w:jc w:val="both"/>
+        <w:rPr>
+          <w:rFonts w:ascii="Arial" w:hAnsi="Arial"/>
+          <w:sz w:val="22"/>
+        </w:rPr>
+      </w:pPr>
+      <w:r>
+        <w:rPr>
+          <w:rFonts w:ascii="Arial" w:hAnsi="Arial"/>
+          <w:sz w:val="22"/>
+        </w:rPr>
+        <w:t xml:space="preserve">HEX: </w:t>
+      </w:r>
+      <w:r>
+        <w:rPr>
+          <w:rFonts w:ascii="Arial" w:hAnsi="Arial"/>
+          <w:sz w:val="22"/>
+        </w:rPr>
+        <w:t>#</w:t>
+      </w:r>
+      <w:r>
+        <w:rPr>
+          <w:rFonts w:ascii="Arial" w:hAnsi="Arial"/>
+          <w:sz w:val="22"/>
+        </w:rPr>
+        <w:t>E3F2FD</w:t>
+      </w:r>
+    </w:p>
+    <w:p>
+      <w:pPr>
+        <w:jc w:val="both"/>
+        <w:rPr>
+          <w:rFonts w:ascii="Arial" w:hAnsi="Arial"/>
+          <w:sz w:val="22"/>
+        </w:rPr>
+      </w:pPr>
+      <w:r>
+        <w:rPr>
+          <w:rFonts w:ascii="Arial" w:hAnsi="Arial"/>
+          <w:sz w:val="22"/>
+        </w:rPr>
+        <w:t>Este tono funciona como base para los fondos secundarios, las áreas de contenido y los elementos que necesitan diferenciarse del fondo blanco. Genera una sensación de amplitud visual y ayuda a separar las secciones sin recurrir a contrastes demasiado fuertes. También puede utilizarse en filas seleccionadas, filtros activos y paneles informativos.</w:t>
+      </w:r>
+    </w:p>
+    <w:p>
+      <w:pPr>
+        <w:jc w:val="both"/>
+        <w:rPr>
+          <w:rFonts w:ascii="Arial" w:hAnsi="Arial"/>
+          <w:sz w:val="22"/>
+          <w:u w:val="single"/>
+        </w:rPr>
+      </w:pPr>
+      <w:r>
+        <w:rPr>
+          <w:rFonts w:ascii="Arial" w:hAnsi="Arial"/>
+          <w:sz w:val="22"/>
+          <w:u w:val="single"/>
+        </w:rPr>
+        <w:t>Celeste medio</w:t>
+      </w:r>
+    </w:p>
+    <w:p>
+      <w:pPr>
+        <w:jc w:val="both"/>
+        <w:rPr>
+          <w:rFonts w:ascii="Arial" w:hAnsi="Arial"/>
+          <w:sz w:val="22"/>
+        </w:rPr>
+      </w:pPr>
+      <w:r>
+        <w:rPr>
+          <w:rFonts w:ascii="Arial" w:hAnsi="Arial"/>
+          <w:sz w:val="22"/>
+        </w:rPr>
+        <w:t>RGB: 144, 202, 249</w:t>
+      </w:r>
+    </w:p>
+    <w:p>
+      <w:pPr>
+        <w:jc w:val="both"/>
+        <w:rPr>
+          <w:rFonts w:ascii="Arial" w:hAnsi="Arial"/>
+          <w:sz w:val="22"/>
+        </w:rPr>
+      </w:pPr>
+      <w:r>
+        <w:rPr>
+          <w:rFonts w:ascii="Arial" w:hAnsi="Arial"/>
+          <w:sz w:val="22"/>
+        </w:rPr>
+        <w:t>HEX: #</w:t>
+      </w:r>
+      <w:r>
+        <w:t xml:space="preserve"> </w:t>
+      </w:r>
+      <w:r>
+        <w:rPr>
+          <w:rFonts w:ascii="Arial" w:hAnsi="Arial"/>
+          <w:sz w:val="22"/>
+        </w:rPr>
+        <w:t>90CAF9</w:t>
+      </w:r>
+    </w:p>
+    <w:p>
+      <w:pPr>
+        <w:jc w:val="both"/>
+        <w:rPr>
+          <w:rFonts w:ascii="Arial" w:hAnsi="Arial"/>
+          <w:sz w:val="22"/>
+        </w:rPr>
+      </w:pPr>
+      <w:r>
+        <w:rPr>
+          <w:rFonts w:ascii="Arial" w:hAnsi="Arial"/>
+          <w:sz w:val="22"/>
+        </w:rPr>
+        <w:t>Se utiliza para acompañar al azul principal y establecer jerarquías visuales. Puede aplicarse en bordes destacados, indicadores gráficos, fondos de componentes seleccionados y detalles decorativos. Su función es aportar variedad sin competir con las acciones más importantes. Para textos pequeños, debe utilizarse preferentemente como fondo con texto oscuro.</w:t>
+      </w:r>
+    </w:p>
+    <w:p>
+      <w:pPr>
+        <w:jc w:val="both"/>
+        <w:rPr>
+          <w:rFonts w:ascii="Arial" w:hAnsi="Arial"/>
+          <w:sz w:val="22"/>
+          <w:u w:val="single"/>
+        </w:rPr>
+      </w:pPr>
+      <w:r>
+        <w:rPr>
+          <w:rFonts w:ascii="Arial" w:hAnsi="Arial"/>
+          <w:sz w:val="22"/>
+          <w:u w:val="single"/>
+        </w:rPr>
+        <w:t>Azul principal</w:t>
+      </w:r>
+    </w:p>
+    <w:p>
+      <w:pPr>
+        <w:jc w:val="both"/>
+        <w:rPr>
+          <w:rFonts w:ascii="Arial" w:hAnsi="Arial"/>
+          <w:sz w:val="22"/>
+        </w:rPr>
+      </w:pPr>
+      <w:r>
+        <w:rPr>
+          <w:rFonts w:ascii="Arial" w:hAnsi="Arial"/>
+          <w:sz w:val="22"/>
+        </w:rPr>
+        <w:t>RGB: 33, 150, 243</w:t>
+      </w:r>
+    </w:p>
+    <w:p>
+      <w:pPr>
+        <w:jc w:val="both"/>
+        <w:rPr>
+          <w:rFonts w:ascii="Arial" w:hAnsi="Arial"/>
+          <w:sz w:val="22"/>
+        </w:rPr>
+      </w:pPr>
+      <w:r>
+        <w:rPr>
+          <w:rFonts w:ascii="Arial" w:hAnsi="Arial"/>
+          <w:sz w:val="22"/>
+        </w:rPr>
+        <w:t>HEX: #</w:t>
+      </w:r>
+      <w:r>
+        <w:t xml:space="preserve"> </w:t>
+      </w:r>
+      <w:r>
+        <w:rPr>
+          <w:rFonts w:ascii="Arial" w:hAnsi="Arial"/>
+          <w:sz w:val="22"/>
+        </w:rPr>
+        <w:t>2196F3</w:t>
+      </w:r>
+    </w:p>
+    <w:p>
+      <w:pPr>
+        <w:jc w:val="both"/>
+        <w:rPr>
+          <w:rFonts w:ascii="Arial" w:hAnsi="Arial"/>
+          <w:sz w:val="22"/>
+        </w:rPr>
+      </w:pPr>
+      <w:r>
+        <w:rPr>
+          <w:rFonts w:ascii="Arial" w:hAnsi="Arial"/>
+          <w:sz w:val="22"/>
+        </w:rPr>
+        <w:t xml:space="preserve">Es el color de identidad más representativo de </w:t>
+      </w:r>
+      <w:proofErr w:type="spellStart"/>
+      <w:r>
+        <w:rPr>
+          <w:rFonts w:ascii="Arial" w:hAnsi="Arial"/>
+          <w:sz w:val="22"/>
+        </w:rPr>
+        <w:t>Stoq</w:t>
+      </w:r>
+      <w:proofErr w:type="spellEnd"/>
+      <w:r>
+        <w:rPr>
+          <w:rFonts w:ascii="Arial" w:hAnsi="Arial"/>
+          <w:sz w:val="22"/>
+        </w:rPr>
+        <w:t>. Se reserva para botones principales, enlaces, iconos activos, indicadores de selección y elementos interactivos. Permite reconocer rápidamente las acciones disponibles y mantener una apariencia tecnológica y consistente en toda la aplicación. En botones con este fondo se utilizará texto blanco, verificando el contraste en los tamaños y estados correspondientes.</w:t>
+      </w:r>
+    </w:p>
+    <w:p>
+      <w:pPr>
+        <w:jc w:val="both"/>
+        <w:rPr>
+          <w:rFonts w:ascii="Arial" w:hAnsi="Arial"/>
+          <w:sz w:val="22"/>
+          <w:u w:val="single"/>
+        </w:rPr>
+      </w:pPr>
+      <w:r>
+        <w:rPr>
+          <w:rFonts w:ascii="Arial" w:hAnsi="Arial"/>
+          <w:sz w:val="22"/>
+          <w:u w:val="single"/>
+        </w:rPr>
+        <w:lastRenderedPageBreak/>
+        <w:t>Azul oscuro</w:t>
+      </w:r>
+    </w:p>
+    <w:p>
+      <w:pPr>
+        <w:jc w:val="both"/>
+        <w:rPr>
+          <w:rFonts w:ascii="Arial" w:hAnsi="Arial"/>
+          <w:sz w:val="22"/>
+        </w:rPr>
+      </w:pPr>
+      <w:r>
+        <w:rPr>
+          <w:rFonts w:ascii="Arial" w:hAnsi="Arial"/>
+          <w:sz w:val="22"/>
+        </w:rPr>
+        <w:t>RGB: 13, 71, 161</w:t>
+      </w:r>
+    </w:p>
+    <w:p>
+      <w:pPr>
+        <w:jc w:val="both"/>
+        <w:rPr>
+          <w:rFonts w:ascii="Arial" w:hAnsi="Arial"/>
+          <w:sz w:val="22"/>
+        </w:rPr>
+      </w:pPr>
+      <w:r>
+        <w:rPr>
+          <w:rFonts w:ascii="Arial" w:hAnsi="Arial"/>
+          <w:sz w:val="22"/>
+        </w:rPr>
+        <w:t>HEX: #</w:t>
+      </w:r>
+      <w:r>
+        <w:t xml:space="preserve"> </w:t>
+      </w:r>
+      <w:r>
+        <w:rPr>
+          <w:rFonts w:ascii="Arial" w:hAnsi="Arial"/>
+          <w:sz w:val="22"/>
+        </w:rPr>
+        <w:t>0D47A1</w:t>
+      </w:r>
+    </w:p>
+    <w:p>
+      <w:pPr>
+        <w:jc w:val="both"/>
+        <w:rPr>
+          <w:rFonts w:ascii="Arial" w:hAnsi="Arial"/>
+          <w:sz w:val="22"/>
+        </w:rPr>
+      </w:pPr>
+      <w:r>
+        <w:rPr>
+          <w:rFonts w:ascii="Arial" w:hAnsi="Arial"/>
+          <w:sz w:val="22"/>
+        </w:rPr>
+        <w:t>Se utiliza para títulos destacados, navegación, texto de énfasis y elementos que necesitan mayor presencia visual. Su profundidad aporta estabilidad y refuerza la percepción de seguridad, especialmente en una aplicación que administra información comercial. También puede emplearse en estados activos de la barra lateral y encabezados de secciones.</w:t>
+      </w:r>
+    </w:p>
+    <w:p>
+      <w:pPr>
+        <w:jc w:val="both"/>
+        <w:rPr>
+          <w:rFonts w:ascii="Arial" w:hAnsi="Arial"/>
+          <w:b/>
+          <w:bCs/>
+          <w:sz w:val="22"/>
+        </w:rPr>
+      </w:pPr>
+      <w:r>
+        <w:rPr>
+          <w:rFonts w:ascii="Arial" w:hAnsi="Arial"/>
+          <w:b/>
+          <w:bCs/>
+          <w:sz w:val="22"/>
+        </w:rPr>
+        <w:t>Aplicación de la paleta</w:t>
+      </w:r>
+    </w:p>
+    <w:p>
+      <w:pPr>
+        <w:jc w:val="both"/>
+        <w:rPr>
+          <w:rFonts w:ascii="Arial" w:hAnsi="Arial"/>
+          <w:sz w:val="22"/>
+        </w:rPr>
+      </w:pPr>
+      <w:r>
+        <w:rPr>
+          <w:rFonts w:ascii="Arial" w:hAnsi="Arial"/>
+          <w:sz w:val="22"/>
+        </w:rPr>
+        <w:t>La paleta debe complementarse con blanco para las superficies principales y grises neutros para textos secundarios, bordes y divisores. Estos tonos neutros no reemplazan la identidad azul, sino que permiten que los datos y las acciones importantes se distingan con claridad.</w:t>
+      </w:r>
+    </w:p>
+    <w:p>
+      <w:pPr>
+        <w:jc w:val="both"/>
+        <w:rPr>
+          <w:rFonts w:ascii="Arial" w:hAnsi="Arial"/>
+          <w:b/>
+          <w:bCs/>
+          <w:sz w:val="22"/>
+        </w:rPr>
+      </w:pPr>
+      <w:r>
+        <w:rPr>
+          <w:rFonts w:ascii="Arial" w:hAnsi="Arial"/>
+          <w:b/>
+          <w:bCs/>
+          <w:sz w:val="22"/>
+        </w:rPr>
+        <w:t>Tipografía</w:t>
+      </w:r>
+    </w:p>
+    <w:p>
+      <w:pPr>
+        <w:jc w:val="both"/>
+        <w:rPr>
+          <w:rFonts w:ascii="Arial" w:hAnsi="Arial"/>
+          <w:sz w:val="22"/>
+        </w:rPr>
+      </w:pPr>
+      <w:r>
+        <w:rPr>
+          <w:rFonts w:ascii="Arial" w:hAnsi="Arial"/>
+          <w:sz w:val="22"/>
+        </w:rPr>
+        <w:t xml:space="preserve">La tipografía elegida para </w:t>
+      </w:r>
+      <w:proofErr w:type="spellStart"/>
+      <w:r>
+        <w:rPr>
+          <w:rFonts w:ascii="Arial" w:hAnsi="Arial"/>
+          <w:sz w:val="22"/>
+        </w:rPr>
+        <w:t>Stoq</w:t>
+      </w:r>
+      <w:proofErr w:type="spellEnd"/>
+      <w:r>
+        <w:rPr>
+          <w:rFonts w:ascii="Arial" w:hAnsi="Arial"/>
+          <w:sz w:val="22"/>
+        </w:rPr>
+        <w:t xml:space="preserve"> es </w:t>
+      </w:r>
+      <w:r>
+        <w:rPr>
+          <w:rFonts w:ascii="Arial" w:hAnsi="Arial"/>
+          <w:sz w:val="22"/>
+        </w:rPr>
+        <w:t>“</w:t>
+      </w:r>
+      <w:proofErr w:type="spellStart"/>
+      <w:r>
+        <w:rPr>
+          <w:rFonts w:ascii="Roboto" w:hAnsi="Roboto"/>
+          <w:sz w:val="22"/>
+        </w:rPr>
+        <w:t>Roboto</w:t>
+      </w:r>
+      <w:proofErr w:type="spellEnd"/>
+      <w:r>
+        <w:rPr>
+          <w:rFonts w:ascii="Roboto" w:hAnsi="Roboto"/>
+          <w:sz w:val="22"/>
+        </w:rPr>
+        <w:t>”</w:t>
+      </w:r>
+      <w:r>
+        <w:rPr>
+          <w:rFonts w:ascii="Arial" w:hAnsi="Arial"/>
+          <w:sz w:val="22"/>
+        </w:rPr>
+        <w:t xml:space="preserve">, una familia </w:t>
+      </w:r>
+      <w:proofErr w:type="spellStart"/>
+      <w:r>
+        <w:rPr>
+          <w:rFonts w:ascii="Arial" w:hAnsi="Arial"/>
+          <w:sz w:val="22"/>
+        </w:rPr>
+        <w:t>sans</w:t>
+      </w:r>
+      <w:proofErr w:type="spellEnd"/>
+      <w:r>
+        <w:rPr>
+          <w:rFonts w:ascii="Arial" w:hAnsi="Arial"/>
+          <w:sz w:val="22"/>
+        </w:rPr>
+        <w:t xml:space="preserve"> </w:t>
+      </w:r>
+      <w:proofErr w:type="spellStart"/>
+      <w:r>
+        <w:rPr>
+          <w:rFonts w:ascii="Arial" w:hAnsi="Arial"/>
+          <w:sz w:val="22"/>
+        </w:rPr>
+        <w:t>serif</w:t>
+      </w:r>
+      <w:proofErr w:type="spellEnd"/>
+      <w:r>
+        <w:rPr>
+          <w:rFonts w:ascii="Arial" w:hAnsi="Arial"/>
+          <w:sz w:val="22"/>
+        </w:rPr>
+        <w:t xml:space="preserve"> diseñada para interfaces digitales. Su construcción sencilla y sus formas legibles permiten presentar cantidades, nombres de productos, códigos, fechas y mensajes de forma clara.</w:t>
+      </w:r>
+    </w:p>
+    <w:p>
+      <w:pPr>
+        <w:jc w:val="both"/>
+        <w:rPr>
+          <w:rFonts w:ascii="Arial" w:hAnsi="Arial"/>
+          <w:b/>
+          <w:bCs/>
+          <w:sz w:val="22"/>
+        </w:rPr>
+      </w:pPr>
+      <w:r>
+        <w:rPr>
+          <w:rFonts w:ascii="Arial" w:hAnsi="Arial"/>
+          <w:b/>
+          <w:bCs/>
+          <w:sz w:val="22"/>
+        </w:rPr>
+        <w:t>¿Por qué?</w:t>
+      </w:r>
+    </w:p>
+    <w:p>
+      <w:pPr>
+        <w:numPr>
+          <w:ilvl w:val="0"/>
+          <w:numId w:val="22"/>
+        </w:numPr>
+        <w:jc w:val="both"/>
+        <w:rPr>
+          <w:rFonts w:ascii="Arial" w:hAnsi="Arial"/>
+          <w:sz w:val="22"/>
+        </w:rPr>
+      </w:pPr>
+      <w:r>
+        <w:rPr>
+          <w:rFonts w:ascii="Arial" w:hAnsi="Arial"/>
+          <w:sz w:val="22"/>
+        </w:rPr>
+        <w:t>Legibilidad: sus formas permiten distinguir los caracteres en textos de diferentes tamaños, algo importante al consultar códigos de productos, cantidades y precios.</w:t>
+      </w:r>
+    </w:p>
+    <w:p>
+      <w:pPr>
+        <w:numPr>
+          <w:ilvl w:val="0"/>
+          <w:numId w:val="22"/>
+        </w:numPr>
+        <w:jc w:val="both"/>
+        <w:rPr>
+          <w:rFonts w:ascii="Arial" w:hAnsi="Arial"/>
+          <w:sz w:val="22"/>
+        </w:rPr>
+      </w:pPr>
+      <w:r>
+        <w:rPr>
+          <w:rFonts w:ascii="Arial" w:hAnsi="Arial"/>
+          <w:sz w:val="22"/>
+        </w:rPr>
+        <w:t>Claridad de los datos: sus cifras son adecuadas para tablas, indicadores y listados donde se comparan valores.</w:t>
+      </w:r>
+    </w:p>
+    <w:p>
+      <w:pPr>
+        <w:numPr>
+          <w:ilvl w:val="0"/>
+          <w:numId w:val="22"/>
+        </w:numPr>
+        <w:jc w:val="both"/>
+        <w:rPr>
+          <w:rFonts w:ascii="Arial" w:hAnsi="Arial"/>
+          <w:sz w:val="22"/>
+        </w:rPr>
+      </w:pPr>
+      <w:r>
+        <w:rPr>
+          <w:rFonts w:ascii="Arial" w:hAnsi="Arial"/>
+          <w:sz w:val="22"/>
+        </w:rPr>
+        <w:t>Versatilidad: dispone de distintos pesos que permiten establecer jerarquías entre títulos, subtítulos, etiquetas y textos descriptivos.</w:t>
+      </w:r>
+    </w:p>
+    <w:p>
+      <w:pPr>
+        <w:numPr>
+          <w:ilvl w:val="0"/>
+          <w:numId w:val="22"/>
+        </w:numPr>
+        <w:jc w:val="both"/>
+        <w:rPr>
+          <w:rFonts w:ascii="Arial" w:hAnsi="Arial"/>
+          <w:sz w:val="22"/>
+        </w:rPr>
+      </w:pPr>
+      <w:r>
+        <w:rPr>
+          <w:rFonts w:ascii="Arial" w:hAnsi="Arial"/>
+          <w:sz w:val="22"/>
+        </w:rPr>
+        <w:t>Consistencia: puede utilizarse en todas las pantallas para mantener una identidad tipográfica uniforme.</w:t>
+      </w:r>
+    </w:p>
+    <w:p>
+      <w:pPr>
+        <w:numPr>
+          <w:ilvl w:val="0"/>
+          <w:numId w:val="22"/>
+        </w:numPr>
+        <w:jc w:val="both"/>
+        <w:rPr>
+          <w:rFonts w:ascii="Arial" w:hAnsi="Arial"/>
+          <w:sz w:val="22"/>
+        </w:rPr>
+      </w:pPr>
+      <w:r>
+        <w:rPr>
+          <w:rFonts w:ascii="Arial" w:hAnsi="Arial"/>
+          <w:sz w:val="22"/>
+        </w:rPr>
+        <w:t>Adecuación digital: funciona bien en interfaces web, formularios y paneles administrativos, tanto en computadoras como en dispositivos móviles.</w:t>
       </w:r>
     </w:p>
     <w:sectPr>
-      <w:headerReference w:type="even" r:id="rId8"/>
-      <w:headerReference w:type="default" r:id="rId9"/>
-      <w:footerReference w:type="default" r:id="rId10"/>
-      <w:headerReference w:type="first" r:id="rId11"/>
+      <w:headerReference w:type="even" r:id="rId21"/>
+      <w:headerReference w:type="default" r:id="rId22"/>
+      <w:footerReference w:type="default" r:id="rId23"/>
+      <w:headerReference w:type="first" r:id="rId24"/>
       <w:pgSz w:w="11906" w:h="16838"/>
       <w:pgMar w:top="1701" w:right="1701" w:bottom="1701" w:left="1701" w:header="567" w:footer="567" w:gutter="0"/>
       <w:cols w:space="708"/>
@@ -487,7 +4255,6 @@
           <w:dataBinding w:prefixMappings="xmlns:ns0='http://purl.org/dc/elements/1.1/' xmlns:ns1='http://schemas.openxmlformats.org/package/2006/metadata/core-properties' " w:xpath="/ns1:coreProperties[1]/ns0:creator[1]" w:storeItemID="{6C3C8BC8-F283-45AE-878A-BAB7291924A1}"/>
           <w:text/>
         </w:sdtPr>
-        <w:sdtEndPr/>
         <w:sdtContent>
           <w:tc>
             <w:tcPr>
@@ -1963,6 +5730,155 @@
     </w:lvl>
   </w:abstractNum>
   <w:abstractNum w:abstractNumId="6" w15:restartNumberingAfterBreak="0">
+    <w:nsid w:val="3CDB6315"/>
+    <w:multiLevelType w:val="multilevel"/>
+    <w:tmpl w:val="BEB22884"/>
+    <w:lvl w:ilvl="0">
+      <w:start w:val="1"/>
+      <w:numFmt w:val="bullet"/>
+      <w:lvlText w:val=""/>
+      <w:lvlJc w:val="left"/>
+      <w:pPr>
+        <w:tabs>
+          <w:tab w:val="num" w:pos="720"/>
+        </w:tabs>
+        <w:ind w:left="720" w:hanging="360"/>
+      </w:pPr>
+      <w:rPr>
+        <w:rFonts w:ascii="Symbol" w:hAnsi="Symbol" w:hint="default"/>
+        <w:sz w:val="20"/>
+      </w:rPr>
+    </w:lvl>
+    <w:lvl w:ilvl="1" w:tentative="1">
+      <w:start w:val="1"/>
+      <w:numFmt w:val="bullet"/>
+      <w:lvlText w:val="o"/>
+      <w:lvlJc w:val="left"/>
+      <w:pPr>
+        <w:tabs>
+          <w:tab w:val="num" w:pos="1440"/>
+        </w:tabs>
+        <w:ind w:left="1440" w:hanging="360"/>
+      </w:pPr>
+      <w:rPr>
+        <w:rFonts w:ascii="Courier New" w:hAnsi="Courier New" w:hint="default"/>
+        <w:sz w:val="20"/>
+      </w:rPr>
+    </w:lvl>
+    <w:lvl w:ilvl="2" w:tentative="1">
+      <w:start w:val="1"/>
+      <w:numFmt w:val="bullet"/>
+      <w:lvlText w:val=""/>
+      <w:lvlJc w:val="left"/>
+      <w:pPr>
+        <w:tabs>
+          <w:tab w:val="num" w:pos="2160"/>
+        </w:tabs>
+        <w:ind w:left="2160" w:hanging="360"/>
+      </w:pPr>
+      <w:rPr>
+        <w:rFonts w:ascii="Wingdings" w:hAnsi="Wingdings" w:hint="default"/>
+        <w:sz w:val="20"/>
+      </w:rPr>
+    </w:lvl>
+    <w:lvl w:ilvl="3" w:tentative="1">
+      <w:start w:val="1"/>
+      <w:numFmt w:val="bullet"/>
+      <w:lvlText w:val=""/>
+      <w:lvlJc w:val="left"/>
+      <w:pPr>
+        <w:tabs>
+          <w:tab w:val="num" w:pos="2880"/>
+        </w:tabs>
+        <w:ind w:left="2880" w:hanging="360"/>
+      </w:pPr>
+      <w:rPr>
+        <w:rFonts w:ascii="Wingdings" w:hAnsi="Wingdings" w:hint="default"/>
+        <w:sz w:val="20"/>
+      </w:rPr>
+    </w:lvl>
+    <w:lvl w:ilvl="4" w:tentative="1">
+      <w:start w:val="1"/>
+      <w:numFmt w:val="bullet"/>
+      <w:lvlText w:val=""/>
+      <w:lvlJc w:val="left"/>
+      <w:pPr>
+        <w:tabs>
+          <w:tab w:val="num" w:pos="3600"/>
+        </w:tabs>
+        <w:ind w:left="3600" w:hanging="360"/>
+      </w:pPr>
+      <w:rPr>
+        <w:rFonts w:ascii="Wingdings" w:hAnsi="Wingdings" w:hint="default"/>
+        <w:sz w:val="20"/>
+      </w:rPr>
+    </w:lvl>
+    <w:lvl w:ilvl="5" w:tentative="1">
+      <w:start w:val="1"/>
+      <w:numFmt w:val="bullet"/>
+      <w:lvlText w:val=""/>
+      <w:lvlJc w:val="left"/>
+      <w:pPr>
+        <w:tabs>
+          <w:tab w:val="num" w:pos="4320"/>
+        </w:tabs>
+        <w:ind w:left="4320" w:hanging="360"/>
+      </w:pPr>
+      <w:rPr>
+        <w:rFonts w:ascii="Wingdings" w:hAnsi="Wingdings" w:hint="default"/>
+        <w:sz w:val="20"/>
+      </w:rPr>
+    </w:lvl>
+    <w:lvl w:ilvl="6" w:tentative="1">
+      <w:start w:val="1"/>
+      <w:numFmt w:val="bullet"/>
+      <w:lvlText w:val=""/>
+      <w:lvlJc w:val="left"/>
+      <w:pPr>
+        <w:tabs>
+          <w:tab w:val="num" w:pos="5040"/>
+        </w:tabs>
+        <w:ind w:left="5040" w:hanging="360"/>
+      </w:pPr>
+      <w:rPr>
+        <w:rFonts w:ascii="Wingdings" w:hAnsi="Wingdings" w:hint="default"/>
+        <w:sz w:val="20"/>
+      </w:rPr>
+    </w:lvl>
+    <w:lvl w:ilvl="7" w:tentative="1">
+      <w:start w:val="1"/>
+      <w:numFmt w:val="bullet"/>
+      <w:lvlText w:val=""/>
+      <w:lvlJc w:val="left"/>
+      <w:pPr>
+        <w:tabs>
+          <w:tab w:val="num" w:pos="5760"/>
+        </w:tabs>
+        <w:ind w:left="5760" w:hanging="360"/>
+      </w:pPr>
+      <w:rPr>
+        <w:rFonts w:ascii="Wingdings" w:hAnsi="Wingdings" w:hint="default"/>
+        <w:sz w:val="20"/>
+      </w:rPr>
+    </w:lvl>
+    <w:lvl w:ilvl="8" w:tentative="1">
+      <w:start w:val="1"/>
+      <w:numFmt w:val="bullet"/>
+      <w:lvlText w:val=""/>
+      <w:lvlJc w:val="left"/>
+      <w:pPr>
+        <w:tabs>
+          <w:tab w:val="num" w:pos="6480"/>
+        </w:tabs>
+        <w:ind w:left="6480" w:hanging="360"/>
+      </w:pPr>
+      <w:rPr>
+        <w:rFonts w:ascii="Wingdings" w:hAnsi="Wingdings" w:hint="default"/>
+        <w:sz w:val="20"/>
+      </w:rPr>
+    </w:lvl>
+  </w:abstractNum>
+  <w:abstractNum w:abstractNumId="7" w15:restartNumberingAfterBreak="0">
     <w:nsid w:val="3FF436ED"/>
     <w:multiLevelType w:val="multilevel"/>
     <w:tmpl w:val="E61071C8"/>
@@ -2075,7 +5991,7 @@
       </w:pPr>
     </w:lvl>
   </w:abstractNum>
-  <w:abstractNum w:abstractNumId="7" w15:restartNumberingAfterBreak="0">
+  <w:abstractNum w:abstractNumId="8" w15:restartNumberingAfterBreak="0">
     <w:nsid w:val="413A2001"/>
     <w:multiLevelType w:val="multilevel"/>
     <w:tmpl w:val="FEE8B588"/>
@@ -2224,7 +6140,7 @@
       </w:rPr>
     </w:lvl>
   </w:abstractNum>
-  <w:abstractNum w:abstractNumId="8" w15:restartNumberingAfterBreak="0">
+  <w:abstractNum w:abstractNumId="9" w15:restartNumberingAfterBreak="0">
     <w:nsid w:val="4B577A5E"/>
     <w:multiLevelType w:val="multilevel"/>
     <w:tmpl w:val="6192AA72"/>
@@ -2337,7 +6253,7 @@
       </w:pPr>
     </w:lvl>
   </w:abstractNum>
-  <w:abstractNum w:abstractNumId="9" w15:restartNumberingAfterBreak="0">
+  <w:abstractNum w:abstractNumId="10" w15:restartNumberingAfterBreak="0">
     <w:nsid w:val="4B59677C"/>
     <w:multiLevelType w:val="multilevel"/>
     <w:tmpl w:val="7CC05EFA"/>
@@ -2450,7 +6366,7 @@
       </w:pPr>
     </w:lvl>
   </w:abstractNum>
-  <w:abstractNum w:abstractNumId="10" w15:restartNumberingAfterBreak="0">
+  <w:abstractNum w:abstractNumId="11" w15:restartNumberingAfterBreak="0">
     <w:nsid w:val="53F054AC"/>
     <w:multiLevelType w:val="multilevel"/>
     <w:tmpl w:val="0CB83F7C"/>
@@ -2563,7 +6479,7 @@
       </w:pPr>
     </w:lvl>
   </w:abstractNum>
-  <w:abstractNum w:abstractNumId="11" w15:restartNumberingAfterBreak="0">
+  <w:abstractNum w:abstractNumId="12" w15:restartNumberingAfterBreak="0">
     <w:nsid w:val="548C3EFA"/>
     <w:multiLevelType w:val="hybridMultilevel"/>
     <w:tmpl w:val="56684538"/>
@@ -2676,7 +6592,93 @@
       </w:rPr>
     </w:lvl>
   </w:abstractNum>
-  <w:abstractNum w:abstractNumId="12" w15:restartNumberingAfterBreak="0">
+  <w:abstractNum w:abstractNumId="13" w15:restartNumberingAfterBreak="0">
+    <w:nsid w:val="57B05410"/>
+    <w:multiLevelType w:val="hybridMultilevel"/>
+    <w:tmpl w:val="55DC6412"/>
+    <w:lvl w:ilvl="0" w:tplc="2C0A000F">
+      <w:start w:val="1"/>
+      <w:numFmt w:val="decimal"/>
+      <w:lvlText w:val="%1."/>
+      <w:lvlJc w:val="left"/>
+      <w:pPr>
+        <w:ind w:left="720" w:hanging="360"/>
+      </w:pPr>
+    </w:lvl>
+    <w:lvl w:ilvl="1" w:tplc="2C0A0019" w:tentative="1">
+      <w:start w:val="1"/>
+      <w:numFmt w:val="lowerLetter"/>
+      <w:lvlText w:val="%2."/>
+      <w:lvlJc w:val="left"/>
+      <w:pPr>
+        <w:ind w:left="1440" w:hanging="360"/>
+      </w:pPr>
+    </w:lvl>
+    <w:lvl w:ilvl="2" w:tplc="2C0A001B" w:tentative="1">
+      <w:start w:val="1"/>
+      <w:numFmt w:val="lowerRoman"/>
+      <w:lvlText w:val="%3."/>
+      <w:lvlJc w:val="right"/>
+      <w:pPr>
+        <w:ind w:left="2160" w:hanging="180"/>
+      </w:pPr>
+    </w:lvl>
+    <w:lvl w:ilvl="3" w:tplc="2C0A000F" w:tentative="1">
+      <w:start w:val="1"/>
+      <w:numFmt w:val="decimal"/>
+      <w:lvlText w:val="%4."/>
+      <w:lvlJc w:val="left"/>
+      <w:pPr>
+        <w:ind w:left="2880" w:hanging="360"/>
+      </w:pPr>
+    </w:lvl>
+    <w:lvl w:ilvl="4" w:tplc="2C0A0019" w:tentative="1">
+      <w:start w:val="1"/>
+      <w:numFmt w:val="lowerLetter"/>
+      <w:lvlText w:val="%5."/>
+      <w:lvlJc w:val="left"/>
+      <w:pPr>
+        <w:ind w:left="3600" w:hanging="360"/>
+      </w:pPr>
+    </w:lvl>
+    <w:lvl w:ilvl="5" w:tplc="2C0A001B" w:tentative="1">
+      <w:start w:val="1"/>
+      <w:numFmt w:val="lowerRoman"/>
+      <w:lvlText w:val="%6."/>
+      <w:lvlJc w:val="right"/>
+      <w:pPr>
+        <w:ind w:left="4320" w:hanging="180"/>
+      </w:pPr>
+    </w:lvl>
+    <w:lvl w:ilvl="6" w:tplc="2C0A000F" w:tentative="1">
+      <w:start w:val="1"/>
+      <w:numFmt w:val="decimal"/>
+      <w:lvlText w:val="%7."/>
+      <w:lvlJc w:val="left"/>
+      <w:pPr>
+        <w:ind w:left="5040" w:hanging="360"/>
+      </w:pPr>
+    </w:lvl>
+    <w:lvl w:ilvl="7" w:tplc="2C0A0019" w:tentative="1">
+      <w:start w:val="1"/>
+      <w:numFmt w:val="lowerLetter"/>
+      <w:lvlText w:val="%8."/>
+      <w:lvlJc w:val="left"/>
+      <w:pPr>
+        <w:ind w:left="5760" w:hanging="360"/>
+      </w:pPr>
+    </w:lvl>
+    <w:lvl w:ilvl="8" w:tplc="2C0A001B" w:tentative="1">
+      <w:start w:val="1"/>
+      <w:numFmt w:val="lowerRoman"/>
+      <w:lvlText w:val="%9."/>
+      <w:lvlJc w:val="right"/>
+      <w:pPr>
+        <w:ind w:left="6480" w:hanging="180"/>
+      </w:pPr>
+    </w:lvl>
+  </w:abstractNum>
+  <w:abstractNum w:abstractNumId="14" w15:restartNumberingAfterBreak="0">
     <w:nsid w:val="57B32EF8"/>
     <w:multiLevelType w:val="multilevel"/>
     <w:tmpl w:val="26EEFA6E"/>
@@ -2825,7 +6827,7 @@
       </w:rPr>
     </w:lvl>
   </w:abstractNum>
-  <w:abstractNum w:abstractNumId="13" w15:restartNumberingAfterBreak="0">
+  <w:abstractNum w:abstractNumId="15" w15:restartNumberingAfterBreak="0">
     <w:nsid w:val="5B411DF4"/>
     <w:multiLevelType w:val="multilevel"/>
     <w:tmpl w:val="A1502112"/>
@@ -2974,7 +6976,7 @@
       </w:rPr>
     </w:lvl>
   </w:abstractNum>
-  <w:abstractNum w:abstractNumId="14" w15:restartNumberingAfterBreak="0">
+  <w:abstractNum w:abstractNumId="16" w15:restartNumberingAfterBreak="0">
     <w:nsid w:val="5C5E4EF9"/>
     <w:multiLevelType w:val="multilevel"/>
     <w:tmpl w:val="BB20615C"/>
@@ -3087,7 +7089,7 @@
       </w:pPr>
     </w:lvl>
   </w:abstractNum>
-  <w:abstractNum w:abstractNumId="15" w15:restartNumberingAfterBreak="0">
+  <w:abstractNum w:abstractNumId="17" w15:restartNumberingAfterBreak="0">
     <w:nsid w:val="5E6B7C60"/>
     <w:multiLevelType w:val="hybridMultilevel"/>
     <w:tmpl w:val="F7CE5642"/>
@@ -3199,7 +7201,7 @@
       </w:rPr>
     </w:lvl>
   </w:abstractNum>
-  <w:abstractNum w:abstractNumId="16" w15:restartNumberingAfterBreak="0">
+  <w:abstractNum w:abstractNumId="18" w15:restartNumberingAfterBreak="0">
     <w:nsid w:val="68E5719D"/>
     <w:multiLevelType w:val="multilevel"/>
     <w:tmpl w:val="A3DCC958"/>
@@ -3312,7 +7314,7 @@
       </w:pPr>
     </w:lvl>
   </w:abstractNum>
-  <w:abstractNum w:abstractNumId="17" w15:restartNumberingAfterBreak="0">
+  <w:abstractNum w:abstractNumId="19" w15:restartNumberingAfterBreak="0">
     <w:nsid w:val="6D360CC5"/>
     <w:multiLevelType w:val="multilevel"/>
     <w:tmpl w:val="2B7820E0"/>
@@ -3461,7 +7463,7 @@
       </w:rPr>
     </w:lvl>
   </w:abstractNum>
-  <w:abstractNum w:abstractNumId="18" w15:restartNumberingAfterBreak="0">
+  <w:abstractNum w:abstractNumId="20" w15:restartNumberingAfterBreak="0">
     <w:nsid w:val="72545B8F"/>
     <w:multiLevelType w:val="multilevel"/>
     <w:tmpl w:val="96248740"/>
@@ -3574,7 +7576,7 @@
       </w:pPr>
     </w:lvl>
   </w:abstractNum>
-  <w:abstractNum w:abstractNumId="19" w15:restartNumberingAfterBreak="0">
+  <w:abstractNum w:abstractNumId="21" w15:restartNumberingAfterBreak="0">
     <w:nsid w:val="76212737"/>
     <w:multiLevelType w:val="multilevel"/>
     <w:tmpl w:val="58AEA83E"/>
@@ -3723,7 +7725,120 @@
       </w:rPr>
     </w:lvl>
   </w:abstractNum>
-  <w:abstractNum w:abstractNumId="20" w15:restartNumberingAfterBreak="0">
+  <w:abstractNum w:abstractNumId="22" w15:restartNumberingAfterBreak="0">
+    <w:nsid w:val="77571DB4"/>
+    <w:multiLevelType w:val="multilevel"/>
+    <w:tmpl w:val="621A03E4"/>
+    <w:lvl w:ilvl="0">
+      <w:start w:val="1"/>
+      <w:numFmt w:val="decimal"/>
+      <w:lvlText w:val="%1."/>
+      <w:lvlJc w:val="left"/>
+      <w:pPr>
+        <w:tabs>
+          <w:tab w:val="num" w:pos="720"/>
+        </w:tabs>
+        <w:ind w:left="720" w:hanging="360"/>
+      </w:pPr>
+    </w:lvl>
+    <w:lvl w:ilvl="1" w:tentative="1">
+      <w:start w:val="1"/>
+      <w:numFmt w:val="decimal"/>
+      <w:lvlText w:val="%2."/>
+      <w:lvlJc w:val="left"/>
+      <w:pPr>
+        <w:tabs>
+          <w:tab w:val="num" w:pos="1440"/>
+        </w:tabs>
+        <w:ind w:left="1440" w:hanging="360"/>
+      </w:pPr>
+    </w:lvl>
+    <w:lvl w:ilvl="2" w:tentative="1">
+      <w:start w:val="1"/>
+      <w:numFmt w:val="decimal"/>
+      <w:lvlText w:val="%3."/>
+      <w:lvlJc w:val="left"/>
+      <w:pPr>
+        <w:tabs>
+          <w:tab w:val="num" w:pos="2160"/>
+        </w:tabs>
+        <w:ind w:left="2160" w:hanging="360"/>
+      </w:pPr>
+    </w:lvl>
+    <w:lvl w:ilvl="3" w:tentative="1">
+      <w:start w:val="1"/>
+      <w:numFmt w:val="decimal"/>
+      <w:lvlText w:val="%4."/>
+      <w:lvlJc w:val="left"/>
+      <w:pPr>
+        <w:tabs>
+          <w:tab w:val="num" w:pos="2880"/>
+        </w:tabs>
+        <w:ind w:left="2880" w:hanging="360"/>
+      </w:pPr>
+    </w:lvl>
+    <w:lvl w:ilvl="4" w:tentative="1">
+      <w:start w:val="1"/>
+      <w:numFmt w:val="decimal"/>
+      <w:lvlText w:val="%5."/>
+      <w:lvlJc w:val="left"/>
+      <w:pPr>
+        <w:tabs>
+          <w:tab w:val="num" w:pos="3600"/>
+        </w:tabs>
+        <w:ind w:left="3600" w:hanging="360"/>
+      </w:pPr>
+    </w:lvl>
+    <w:lvl w:ilvl="5" w:tentative="1">
+      <w:start w:val="1"/>
+      <w:numFmt w:val="decimal"/>
+      <w:lvlText w:val="%6."/>
+      <w:lvlJc w:val="left"/>
+      <w:pPr>
+        <w:tabs>
+          <w:tab w:val="num" w:pos="4320"/>
+        </w:tabs>
+        <w:ind w:left="4320" w:hanging="360"/>
+      </w:pPr>
+    </w:lvl>
+    <w:lvl w:ilvl="6" w:tentative="1">
+      <w:start w:val="1"/>
+      <w:numFmt w:val="decimal"/>
+      <w:lvlText w:val="%7."/>
+      <w:lvlJc w:val="left"/>
+      <w:pPr>
+        <w:tabs>
+          <w:tab w:val="num" w:pos="5040"/>
+        </w:tabs>
+        <w:ind w:left="5040" w:hanging="360"/>
+      </w:pPr>
+    </w:lvl>
+    <w:lvl w:ilvl="7" w:tentative="1">
+      <w:start w:val="1"/>
+      <w:numFmt w:val="decimal"/>
+      <w:lvlText w:val="%8."/>
+      <w:lvlJc w:val="left"/>
+      <w:pPr>
+        <w:tabs>
+          <w:tab w:val="num" w:pos="5760"/>
+        </w:tabs>
+        <w:ind w:left="5760" w:hanging="360"/>
+      </w:pPr>
+    </w:lvl>
+    <w:lvl w:ilvl="8" w:tentative="1">
+      <w:start w:val="1"/>
+      <w:numFmt w:val="decimal"/>
+      <w:lvlText w:val="%9."/>
+      <w:lvlJc w:val="left"/>
+      <w:pPr>
+        <w:tabs>
+          <w:tab w:val="num" w:pos="6480"/>
+        </w:tabs>
+        <w:ind w:left="6480" w:hanging="360"/>
+      </w:pPr>
+    </w:lvl>
+  </w:abstractNum>
+  <w:abstractNum w:abstractNumId="23" w15:restartNumberingAfterBreak="0">
     <w:nsid w:val="7A6B1CA2"/>
     <w:multiLevelType w:val="multilevel"/>
     <w:tmpl w:val="5324DF54"/>
@@ -3876,46 +7991,46 @@
     <w:abstractNumId w:val="0"/>
   </w:num>
   <w:num w:numId="2" w16cid:durableId="2117752277">
-    <w:abstractNumId w:val="13"/>
+    <w:abstractNumId w:val="15"/>
   </w:num>
   <w:num w:numId="3" w16cid:durableId="387150424">
-    <w:abstractNumId w:val="20"/>
+    <w:abstractNumId w:val="23"/>
   </w:num>
   <w:num w:numId="4" w16cid:durableId="1513689372">
+    <w:abstractNumId w:val="8"/>
+  </w:num>
+  <w:num w:numId="5" w16cid:durableId="1527599924">
+    <w:abstractNumId w:val="18"/>
+  </w:num>
+  <w:num w:numId="6" w16cid:durableId="978612163">
     <w:abstractNumId w:val="7"/>
   </w:num>
-  <w:num w:numId="5" w16cid:durableId="1527599924">
-    <w:abstractNumId w:val="16"/>
-  </w:num>
-  <w:num w:numId="6" w16cid:durableId="978612163">
-    <w:abstractNumId w:val="6"/>
-  </w:num>
   <w:num w:numId="7" w16cid:durableId="145826455">
-    <w:abstractNumId w:val="9"/>
+    <w:abstractNumId w:val="10"/>
   </w:num>
   <w:num w:numId="8" w16cid:durableId="201789134">
     <w:abstractNumId w:val="2"/>
   </w:num>
   <w:num w:numId="9" w16cid:durableId="1767919942">
-    <w:abstractNumId w:val="10"/>
+    <w:abstractNumId w:val="11"/>
   </w:num>
   <w:num w:numId="10" w16cid:durableId="1374498924">
     <w:abstractNumId w:val="3"/>
   </w:num>
   <w:num w:numId="11" w16cid:durableId="294216535">
-    <w:abstractNumId w:val="18"/>
+    <w:abstractNumId w:val="20"/>
   </w:num>
   <w:num w:numId="12" w16cid:durableId="2143451539">
-    <w:abstractNumId w:val="12"/>
+    <w:abstractNumId w:val="14"/>
   </w:num>
   <w:num w:numId="13" w16cid:durableId="1380129162">
-    <w:abstractNumId w:val="14"/>
+    <w:abstractNumId w:val="16"/>
   </w:num>
   <w:num w:numId="14" w16cid:durableId="970549980">
-    <w:abstractNumId w:val="17"/>
+    <w:abstractNumId w:val="19"/>
   </w:num>
   <w:num w:numId="15" w16cid:durableId="1034620235">
-    <w:abstractNumId w:val="8"/>
+    <w:abstractNumId w:val="9"/>
   </w:num>
   <w:num w:numId="16" w16cid:durableId="746998836">
     <w:abstractNumId w:val="5"/>
@@ -3924,16 +8039,25 @@
     <w:abstractNumId w:val="1"/>
   </w:num>
   <w:num w:numId="18" w16cid:durableId="1629816838">
-    <w:abstractNumId w:val="19"/>
+    <w:abstractNumId w:val="21"/>
   </w:num>
   <w:num w:numId="19" w16cid:durableId="1208639999">
     <w:abstractNumId w:val="4"/>
   </w:num>
   <w:num w:numId="20" w16cid:durableId="19161803">
-    <w:abstractNumId w:val="11"/>
+    <w:abstractNumId w:val="12"/>
   </w:num>
   <w:num w:numId="21" w16cid:durableId="485711066">
-    <w:abstractNumId w:val="15"/>
+    <w:abstractNumId w:val="17"/>
+  </w:num>
+  <w:num w:numId="22" w16cid:durableId="1813905861">
+    <w:abstractNumId w:val="6"/>
+  </w:num>
+  <w:num w:numId="23" w16cid:durableId="1555578779">
+    <w:abstractNumId w:val="22"/>
+  </w:num>
+  <w:num w:numId="24" w16cid:durableId="1606310035">
+    <w:abstractNumId w:val="13"/>
   </w:num>
 </w:numbering>
 </file>
@@ -4539,7 +8663,6 @@
   <w:style w:type="character" w:default="1" w:styleId="Fuentedeprrafopredeter">
     <w:name w:val="Default Paragraph Font"/>
     <w:uiPriority w:val="1"/>
-    <w:semiHidden/>
     <w:unhideWhenUsed/>
   </w:style>
   <w:style w:type="table" w:default="1" w:styleId="Tablanormal">
@@ -5027,6 +9150,29 @@
       <w:szCs w:val="20"/>
     </w:rPr>
   </w:style>
+  <w:style w:type="character" w:styleId="Hipervnculo">
+    <w:name w:val="Hyperlink"/>
+    <w:basedOn w:val="Fuentedeprrafopredeter"/>
+    <w:uiPriority w:val="99"/>
+    <w:unhideWhenUsed/>
+    <w:rsid w:val="00901951"/>
+    <w:rPr>
+      <w:color w:val="467886" w:themeColor="hyperlink"/>
+      <w:u w:val="single"/>
+    </w:rPr>
+  </w:style>
+  <w:style w:type="character" w:styleId="Mencinsinresolver">
+    <w:name w:val="Unresolved Mention"/>
+    <w:basedOn w:val="Fuentedeprrafopredeter"/>
+    <w:uiPriority w:val="99"/>
+    <w:semiHidden/>
+    <w:unhideWhenUsed/>
+    <w:rsid w:val="00901951"/>
+    <w:rPr>
+      <w:color w:val="605E5C"/>
+      <w:shd w:val="clear" w:color="auto" w:fill="E1DFDD"/>
+    </w:rPr>
+  </w:style>
 </w:styles>
 </file>
 
@@ -5116,6 +9262,12 @@
     <w:pitch w:val="variable"/>
     <w:sig w:usb0="20000287" w:usb1="00000003" w:usb2="00000000" w:usb3="00000000" w:csb0="0000019F" w:csb1="00000000"/>
   </w:font>
+  <w:font w:name="Roboto">
+    <w:charset w:val="00"/>
+    <w:family w:val="auto"/>
+    <w:pitch w:val="variable"/>
+    <w:sig w:usb0="E0000AFF" w:usb1="5000217F" w:usb2="00000021" w:usb3="00000000" w:csb0="0000019F" w:csb1="00000000"/>
+  </w:font>
 </w:fonts>
 </file>
 
@@ -5137,6 +9289,7 @@
   <w:rsids>
     <w:rsidRoot w:val="00394D3D"/>
     <w:rsid w:val="00006D81"/>
+    <w:rsid w:val="0008243F"/>
     <w:rsid w:val="00086A10"/>
     <w:rsid w:val="002032FB"/>
     <w:rsid w:val="002C395F"/>
@@ -5158,6 +9311,7 @@
     <w:rsid w:val="0092717D"/>
     <w:rsid w:val="00955F43"/>
     <w:rsid w:val="009F4594"/>
+    <w:rsid w:val="00AA147E"/>
     <w:rsid w:val="00B62C73"/>
     <w:rsid w:val="00C42C6C"/>
     <w:rsid w:val="00CB2960"/>
